--- a/抽離教學_數學/初三數學/融合班講義練習/01_一元二次方程_概念與三種解法/工具卡_一元二次方程四方法手順卡.docx
+++ b/抽離教學_數學/初三數學/融合班講義練習/01_一元二次方程_概念與三種解法/工具卡_一元二次方程四方法手順卡.docx
@@ -54,6 +54,7 @@
             <w:tr>
               <w:trPr>
                 <w:cantSplit/>
+                <w:tblHeader/>
               </w:trPr>
               <w:tc>
                 <w:tcPr>
@@ -599,6 +600,7 @@
             <w:tr>
               <w:trPr>
                 <w:cantSplit/>
+                <w:tblHeader/>
               </w:trPr>
               <w:tc>
                 <w:tcPr>
@@ -1049,6 +1051,7 @@
             <w:tr>
               <w:trPr>
                 <w:cantSplit/>
+                <w:tblHeader/>
               </w:trPr>
               <w:tc>
                 <w:tcPr>
@@ -1666,6 +1669,7 @@
             <w:tr>
               <w:trPr>
                 <w:cantSplit/>
+                <w:tblHeader/>
               </w:trPr>
               <w:tc>
                 <w:tcPr>

--- a/抽離教學_數學/初三數學/融合班講義練習/01_一元二次方程_概念與三種解法/工具卡_一元二次方程四方法手順卡.docx
+++ b/抽離教學_數學/初三數學/融合班講義練習/01_一元二次方程_概念與三種解法/工具卡_一元二次方程四方法手順卡.docx
@@ -82,7 +82,7 @@
                       <w:sz w:val="28"/>
                       <w:szCs w:val="28"/>
                     </w:rPr>
-                    <w:t xml:space="preserve">手順卡①　直接開平方法</w:t>
+                    <w:t xml:space="preserve">寫算式的三條規矩（四種方法都一樣）</w:t>
                   </w:r>
                 </w:p>
               </w:tc>
@@ -114,180 +114,296 @@
                       <w:sz w:val="21"/>
                       <w:szCs w:val="21"/>
                     </w:rPr>
-                    <w:t xml:space="preserve">什麼時候用：方程已是 </w:t>
+                    <w:t xml:space="preserve">什麼時候用：每一題都要用——這是寫法規矩，不是某一種方法專用</w:t>
+                  </w:r>
+                </w:p>
+              </w:tc>
+            </w:tr>
+            <w:tr>
+              <w:trPr>
+                <w:cantSplit/>
+              </w:trPr>
+              <w:tc>
+                <w:tcPr>
+                  <w:tcW w:w="6349" w:type="dxa"/>
+                  <w:tcMar>
+                    <w:top w:w="70" w:type="dxa"/>
+                    <w:left w:w="110" w:type="dxa"/>
+                    <w:bottom w:w="70" w:type="dxa"/>
+                    <w:right w:w="110" w:type="dxa"/>
+                  </w:tcMar>
+                  <w:vAlign w:val="top"/>
+                </w:tcPr>
+                <w:p>
+                  <w:pPr>
+                    <w:spacing w:line="360" w:lineRule="auto" w:after="80"/>
+                    <w:jc w:val="left"/>
+                  </w:pPr>
+                  <w:r>
+                    <w:rPr>
+                      <w:rFonts w:ascii="Calibri" w:hAnsi="Calibri" w:eastAsia="微軟正黑體"/>
+                      <w:b/>
+                      <w:bCs/>
+                      <w:sz w:val="24"/>
+                      <w:szCs w:val="24"/>
+                    </w:rPr>
+                    <w:t xml:space="preserve">1. 一行只寫一個等號</w:t>
+                  </w:r>
+                </w:p>
+              </w:tc>
+              <w:tc>
+                <w:tcPr>
+                  <w:tcW w:w="4989" w:type="dxa"/>
+                  <w:tcMar>
+                    <w:top w:w="70" w:type="dxa"/>
+                    <w:left w:w="110" w:type="dxa"/>
+                    <w:bottom w:w="70" w:type="dxa"/>
+                    <w:right w:w="110" w:type="dxa"/>
+                  </w:tcMar>
+                  <w:vAlign w:val="top"/>
+                </w:tcPr>
+                <w:p>
+                  <w:pPr>
+                    <w:spacing w:line="360" w:lineRule="auto" w:after="80"/>
+                    <w:jc w:val="left"/>
+                  </w:pPr>
+                  <w:r>
+                    <w:rPr>
+                      <w:rFonts w:ascii="Calibri" w:hAnsi="Calibri" w:eastAsia="微軟正黑體"/>
+                      <w:sz w:val="21"/>
+                      <w:szCs w:val="21"/>
+                    </w:rPr>
+                    <w:t xml:space="preserve">※ </w:t>
                   </w:r>
                   <m:oMath>
-                    <m:sSup>
+                    <m:r>
+                      <m:t xml:space="preserve">x</m:t>
+                    </m:r>
+                    <m:r>
+                      <m:t xml:space="preserve">=</m:t>
+                    </m:r>
+                    <m:r>
+                      <m:t xml:space="preserve">4</m:t>
+                    </m:r>
+                    <m:r>
+                      <m:t xml:space="preserve">+</m:t>
+                    </m:r>
+                    <m:r>
+                      <m:t xml:space="preserve">3</m:t>
+                    </m:r>
+                    <m:r>
+                      <m:t xml:space="preserve">=</m:t>
+                    </m:r>
+                    <m:r>
+                      <m:t xml:space="preserve">7</m:t>
+                    </m:r>
+                  </m:oMath>
+                  <w:r>
+                    <w:rPr>
+                      <w:rFonts w:ascii="Calibri" w:hAnsi="Calibri" w:eastAsia="微軟正黑體"/>
+                      <w:sz w:val="21"/>
+                      <w:szCs w:val="21"/>
+                    </w:rPr>
+                    <w:t xml:space="preserve"> 是大錯，要拆成兩行</w:t>
+                  </w:r>
+                </w:p>
+              </w:tc>
+            </w:tr>
+            <w:tr>
+              <w:trPr>
+                <w:cantSplit/>
+              </w:trPr>
+              <w:tc>
+                <w:tcPr>
+                  <w:tcW w:w="6349" w:type="dxa"/>
+                  <w:tcMar>
+                    <w:top w:w="70" w:type="dxa"/>
+                    <w:left w:w="110" w:type="dxa"/>
+                    <w:bottom w:w="70" w:type="dxa"/>
+                    <w:right w:w="110" w:type="dxa"/>
+                  </w:tcMar>
+                  <w:vAlign w:val="top"/>
+                </w:tcPr>
+                <w:p>
+                  <w:pPr>
+                    <w:spacing w:line="360" w:lineRule="auto" w:after="80"/>
+                    <w:jc w:val="left"/>
+                  </w:pPr>
+                  <w:r>
+                    <w:rPr>
+                      <w:rFonts w:ascii="Calibri" w:hAnsi="Calibri" w:eastAsia="微軟正黑體"/>
+                      <w:b/>
+                      <w:bCs/>
+                      <w:sz w:val="24"/>
+                      <w:szCs w:val="24"/>
+                    </w:rPr>
+                    <w:t xml:space="preserve">2. 等號上下對齊成一條直線</w:t>
+                  </w:r>
+                </w:p>
+              </w:tc>
+              <w:tc>
+                <w:tcPr>
+                  <w:tcW w:w="4989" w:type="dxa"/>
+                  <w:tcMar>
+                    <w:top w:w="70" w:type="dxa"/>
+                    <w:left w:w="110" w:type="dxa"/>
+                    <w:bottom w:w="70" w:type="dxa"/>
+                    <w:right w:w="110" w:type="dxa"/>
+                  </w:tcMar>
+                  <w:vAlign w:val="top"/>
+                </w:tcPr>
+                <w:p>
+                  <w:pPr>
+                    <w:spacing w:line="360" w:lineRule="auto" w:after="80"/>
+                    <w:jc w:val="left"/>
+                  </w:pPr>
+                  <w:r>
+                    <w:rPr>
+                      <w:rFonts w:ascii="Calibri" w:hAnsi="Calibri" w:eastAsia="微軟正黑體"/>
+                      <w:sz w:val="21"/>
+                      <w:szCs w:val="21"/>
+                    </w:rPr>
+                    <w:t xml:space="preserve">※ 算式一律靠左寫，不要每行縮排不同</w:t>
+                  </w:r>
+                </w:p>
+              </w:tc>
+            </w:tr>
+            <w:tr>
+              <w:trPr>
+                <w:cantSplit/>
+              </w:trPr>
+              <w:tc>
+                <w:tcPr>
+                  <w:tcW w:w="6349" w:type="dxa"/>
+                  <w:tcMar>
+                    <w:top w:w="70" w:type="dxa"/>
+                    <w:left w:w="110" w:type="dxa"/>
+                    <w:bottom w:w="70" w:type="dxa"/>
+                    <w:right w:w="110" w:type="dxa"/>
+                  </w:tcMar>
+                  <w:vAlign w:val="top"/>
+                </w:tcPr>
+                <w:p>
+                  <w:pPr>
+                    <w:spacing w:line="360" w:lineRule="auto" w:after="80"/>
+                    <w:jc w:val="left"/>
+                  </w:pPr>
+                  <w:r>
+                    <w:rPr>
+                      <w:rFonts w:ascii="Calibri" w:hAnsi="Calibri" w:eastAsia="微軟正黑體"/>
+                      <w:b/>
+                      <w:bCs/>
+                      <w:sz w:val="24"/>
+                      <w:szCs w:val="24"/>
+                    </w:rPr>
+                    <w:t xml:space="preserve">3. 開平方或因式分解之後，分兩支寫，中間寫「或」</w:t>
+                  </w:r>
+                </w:p>
+              </w:tc>
+              <w:tc>
+                <w:tcPr>
+                  <w:tcW w:w="4989" w:type="dxa"/>
+                  <w:tcMar>
+                    <w:top w:w="70" w:type="dxa"/>
+                    <w:left w:w="110" w:type="dxa"/>
+                    <w:bottom w:w="70" w:type="dxa"/>
+                    <w:right w:w="110" w:type="dxa"/>
+                  </w:tcMar>
+                  <w:vAlign w:val="top"/>
+                </w:tcPr>
+                <w:p>
+                  <w:pPr>
+                    <w:spacing w:line="360" w:lineRule="auto" w:after="80"/>
+                    <w:jc w:val="left"/>
+                  </w:pPr>
+                  <w:r>
+                    <w:rPr>
+                      <w:rFonts w:ascii="Calibri" w:hAnsi="Calibri" w:eastAsia="微軟正黑體"/>
+                      <w:sz w:val="21"/>
+                      <w:szCs w:val="21"/>
+                    </w:rPr>
+                    <w:t xml:space="preserve">※ 只寫一支會漏解</w:t>
+                  </w:r>
+                </w:p>
+              </w:tc>
+            </w:tr>
+            <w:tr>
+              <w:trPr>
+                <w:cantSplit/>
+              </w:trPr>
+              <w:tc>
+                <w:tcPr>
+                  <w:tcW w:w="6349" w:type="dxa"/>
+                  <w:tcMar>
+                    <w:top w:w="70" w:type="dxa"/>
+                    <w:left w:w="110" w:type="dxa"/>
+                    <w:bottom w:w="70" w:type="dxa"/>
+                    <w:right w:w="110" w:type="dxa"/>
+                  </w:tcMar>
+                  <w:vAlign w:val="top"/>
+                </w:tcPr>
+                <w:p>
+                  <w:pPr>
+                    <w:spacing w:line="360" w:lineRule="auto" w:after="80"/>
+                    <w:jc w:val="left"/>
+                  </w:pPr>
+                  <w:r>
+                    <w:rPr>
+                      <w:rFonts w:ascii="Calibri" w:hAnsi="Calibri" w:eastAsia="微軟正黑體"/>
+                      <w:b/>
+                      <w:bCs/>
+                      <w:sz w:val="24"/>
+                      <w:szCs w:val="24"/>
+                    </w:rPr>
+                    <w:t xml:space="preserve">4. 最後一行用「∴」寫答句：∴ </w:t>
+                  </w:r>
+                  <m:oMath>
+                    <m:sSub>
                       <m:e>
                         <m:r>
                           <m:t xml:space="preserve">x</m:t>
                         </m:r>
                       </m:e>
-                      <m:sup>
+                      <m:sub>
+                        <m:r>
+                          <m:t xml:space="preserve">1</m:t>
+                        </m:r>
+                      </m:sub>
+                    </m:sSub>
+                  </m:oMath>
+                  <w:r>
+                    <w:rPr>
+                      <w:rFonts w:ascii="Calibri" w:hAnsi="Calibri" w:eastAsia="微軟正黑體"/>
+                      <w:b/>
+                      <w:bCs/>
+                      <w:sz w:val="24"/>
+                      <w:szCs w:val="24"/>
+                    </w:rPr>
+                    <w:t xml:space="preserve"> ＝ … 或 </w:t>
+                  </w:r>
+                  <m:oMath>
+                    <m:sSub>
+                      <m:e>
+                        <m:r>
+                          <m:t xml:space="preserve">x</m:t>
+                        </m:r>
+                      </m:e>
+                      <m:sub>
                         <m:r>
                           <m:t xml:space="preserve">2</m:t>
                         </m:r>
-                      </m:sup>
-                    </m:sSup>
-                    <m:r>
-                      <m:t xml:space="preserve">=</m:t>
-                    </m:r>
-                    <m:r>
-                      <m:t xml:space="preserve">p</m:t>
-                    </m:r>
+                      </m:sub>
+                    </m:sSub>
                   </m:oMath>
                   <w:r>
                     <w:rPr>
                       <w:rFonts w:ascii="Calibri" w:hAnsi="Calibri" w:eastAsia="微軟正黑體"/>
-                      <w:sz w:val="21"/>
-                      <w:szCs w:val="21"/>
-                    </w:rPr>
-                    <w:t xml:space="preserve"> 或 </w:t>
-                  </w:r>
-                  <m:oMath>
-                    <m:sSup>
-                      <m:e>
-                        <m:r>
-                          <m:t xml:space="preserve">(</m:t>
-                        </m:r>
-                        <m:r>
-                          <m:t xml:space="preserve">x</m:t>
-                        </m:r>
-                        <m:r>
-                          <m:t xml:space="preserve">+</m:t>
-                        </m:r>
-                        <m:r>
-                          <m:t xml:space="preserve">k</m:t>
-                        </m:r>
-                        <m:r>
-                          <m:t xml:space="preserve">)</m:t>
-                        </m:r>
-                      </m:e>
-                      <m:sup>
-                        <m:r>
-                          <m:t xml:space="preserve">2</m:t>
-                        </m:r>
-                      </m:sup>
-                    </m:sSup>
-                    <m:r>
-                      <m:t xml:space="preserve">=</m:t>
-                    </m:r>
-                    <m:r>
-                      <m:t xml:space="preserve">c</m:t>
-                    </m:r>
-                  </m:oMath>
-                  <w:r>
-                    <w:rPr>
-                      <w:rFonts w:ascii="Calibri" w:hAnsi="Calibri" w:eastAsia="微軟正黑體"/>
-                      <w:sz w:val="21"/>
-                      <w:szCs w:val="21"/>
-                    </w:rPr>
-                    <w:t xml:space="preserve"> 型時最快</w:t>
-                  </w:r>
-                </w:p>
-              </w:tc>
-            </w:tr>
-            <w:tr>
-              <w:trPr>
-                <w:cantSplit/>
-              </w:trPr>
-              <w:tc>
-                <w:tcPr>
-                  <w:tcW w:w="6349" w:type="dxa"/>
-                  <w:tcMar>
-                    <w:top w:w="70" w:type="dxa"/>
-                    <w:left w:w="110" w:type="dxa"/>
-                    <w:bottom w:w="70" w:type="dxa"/>
-                    <w:right w:w="110" w:type="dxa"/>
-                  </w:tcMar>
-                  <w:vAlign w:val="top"/>
-                </w:tcPr>
-                <w:p>
-                  <w:pPr>
-                    <w:spacing w:line="360" w:lineRule="auto" w:after="80"/>
-                    <w:jc w:val="left"/>
-                  </w:pPr>
-                  <w:r>
-                    <w:rPr>
-                      <w:rFonts w:ascii="Calibri" w:hAnsi="Calibri" w:eastAsia="微軟正黑體"/>
-                      <w:b/>
-                      <w:bCs/>
-                      <w:sz w:val="24"/>
-                      <w:szCs w:val="24"/>
-                    </w:rPr>
-                    <w:t xml:space="preserve">1. 化成 </w:t>
-                  </w:r>
-                  <m:oMath>
-                    <m:sSup>
-                      <m:e>
-                        <m:r>
-                          <m:t xml:space="preserve">x</m:t>
-                        </m:r>
-                      </m:e>
-                      <m:sup>
-                        <m:r>
-                          <m:t xml:space="preserve">2</m:t>
-                        </m:r>
-                      </m:sup>
-                    </m:sSup>
-                    <m:r>
-                      <m:t xml:space="preserve">=</m:t>
-                    </m:r>
-                    <m:r>
-                      <m:t xml:space="preserve">p</m:t>
-                    </m:r>
-                  </m:oMath>
-                  <w:r>
-                    <w:rPr>
-                      <w:rFonts w:ascii="Calibri" w:hAnsi="Calibri" w:eastAsia="微軟正黑體"/>
-                      <w:b/>
-                      <w:bCs/>
-                      <w:sz w:val="24"/>
-                      <w:szCs w:val="24"/>
-                    </w:rPr>
-                    <w:t xml:space="preserve"> 或 </w:t>
-                  </w:r>
-                  <m:oMath>
-                    <m:sSup>
-                      <m:e>
-                        <m:r>
-                          <m:t xml:space="preserve">(</m:t>
-                        </m:r>
-                        <m:r>
-                          <m:t xml:space="preserve">x</m:t>
-                        </m:r>
-                        <m:r>
-                          <m:t xml:space="preserve">+</m:t>
-                        </m:r>
-                        <m:r>
-                          <m:t xml:space="preserve">k</m:t>
-                        </m:r>
-                        <m:r>
-                          <m:t xml:space="preserve">)</m:t>
-                        </m:r>
-                      </m:e>
-                      <m:sup>
-                        <m:r>
-                          <m:t xml:space="preserve">2</m:t>
-                        </m:r>
-                      </m:sup>
-                    </m:sSup>
-                    <m:r>
-                      <m:t xml:space="preserve">=</m:t>
-                    </m:r>
-                    <m:r>
-                      <m:t xml:space="preserve">c</m:t>
-                    </m:r>
-                  </m:oMath>
-                  <w:r>
-                    <w:rPr>
-                      <w:rFonts w:ascii="Calibri" w:hAnsi="Calibri" w:eastAsia="微軟正黑體"/>
-                      <w:b/>
-                      <w:bCs/>
-                      <w:sz w:val="24"/>
-                      <w:szCs w:val="24"/>
-                    </w:rPr>
-                    <w:t xml:space="preserve"> 的形式</w:t>
+                      <w:b/>
+                      <w:bCs/>
+                      <w:sz w:val="24"/>
+                      <w:szCs w:val="24"/>
+                    </w:rPr>
+                    <w:t xml:space="preserve"> ＝ …</w:t>
                   </w:r>
                 </w:p>
               </w:tc>
@@ -313,245 +429,7 @@
                       <w:sz w:val="21"/>
                       <w:szCs w:val="21"/>
                     </w:rPr>
-                    <w:t xml:space="preserve">※ 常數要移到等號另一邊，符號要跟著變</w:t>
-                  </w:r>
-                </w:p>
-              </w:tc>
-            </w:tr>
-            <w:tr>
-              <w:trPr>
-                <w:cantSplit/>
-              </w:trPr>
-              <w:tc>
-                <w:tcPr>
-                  <w:tcW w:w="6349" w:type="dxa"/>
-                  <w:tcMar>
-                    <w:top w:w="70" w:type="dxa"/>
-                    <w:left w:w="110" w:type="dxa"/>
-                    <w:bottom w:w="70" w:type="dxa"/>
-                    <w:right w:w="110" w:type="dxa"/>
-                  </w:tcMar>
-                  <w:vAlign w:val="top"/>
-                </w:tcPr>
-                <w:p>
-                  <w:pPr>
-                    <w:spacing w:line="360" w:lineRule="auto" w:after="80"/>
-                    <w:jc w:val="left"/>
-                  </w:pPr>
-                  <w:r>
-                    <w:rPr>
-                      <w:rFonts w:ascii="Calibri" w:hAnsi="Calibri" w:eastAsia="微軟正黑體"/>
-                      <w:b/>
-                      <w:bCs/>
-                      <w:sz w:val="24"/>
-                      <w:szCs w:val="24"/>
-                    </w:rPr>
-                    <w:t xml:space="preserve">2. 判斷右邊的數是正、零還是負</w:t>
-                  </w:r>
-                </w:p>
-              </w:tc>
-              <w:tc>
-                <w:tcPr>
-                  <w:tcW w:w="4989" w:type="dxa"/>
-                  <w:tcMar>
-                    <w:top w:w="70" w:type="dxa"/>
-                    <w:left w:w="110" w:type="dxa"/>
-                    <w:bottom w:w="70" w:type="dxa"/>
-                    <w:right w:w="110" w:type="dxa"/>
-                  </w:tcMar>
-                  <w:vAlign w:val="top"/>
-                </w:tcPr>
-                <w:p>
-                  <w:pPr>
-                    <w:spacing w:line="360" w:lineRule="auto" w:after="80"/>
-                    <w:jc w:val="left"/>
-                  </w:pPr>
-                  <w:r>
-                    <w:rPr>
-                      <w:rFonts w:ascii="Calibri" w:hAnsi="Calibri" w:eastAsia="微軟正黑體"/>
-                      <w:sz w:val="21"/>
-                      <w:szCs w:val="21"/>
-                    </w:rPr>
-                    <w:t xml:space="preserve">※ 負數不能開平方——這代表無解，不是計錯</w:t>
-                  </w:r>
-                </w:p>
-              </w:tc>
-            </w:tr>
-            <w:tr>
-              <w:trPr>
-                <w:cantSplit/>
-              </w:trPr>
-              <w:tc>
-                <w:tcPr>
-                  <w:tcW w:w="6349" w:type="dxa"/>
-                  <w:tcMar>
-                    <w:top w:w="70" w:type="dxa"/>
-                    <w:left w:w="110" w:type="dxa"/>
-                    <w:bottom w:w="70" w:type="dxa"/>
-                    <w:right w:w="110" w:type="dxa"/>
-                  </w:tcMar>
-                  <w:vAlign w:val="top"/>
-                </w:tcPr>
-                <w:p>
-                  <w:pPr>
-                    <w:spacing w:line="360" w:lineRule="auto" w:after="80"/>
-                    <w:jc w:val="left"/>
-                  </w:pPr>
-                  <w:r>
-                    <w:rPr>
-                      <w:rFonts w:ascii="Calibri" w:hAnsi="Calibri" w:eastAsia="微軟正黑體"/>
-                      <w:b/>
-                      <w:bCs/>
-                      <w:sz w:val="24"/>
-                      <w:szCs w:val="24"/>
-                    </w:rPr>
-                    <w:t xml:space="preserve">3. 若右邊 ＞ 0，兩邊開平方，寫成 </w:t>
-                  </w:r>
-                  <m:oMath>
-                    <m:r>
-                      <m:t xml:space="preserve">±</m:t>
-                    </m:r>
-                  </m:oMath>
-                </w:p>
-              </w:tc>
-              <w:tc>
-                <w:tcPr>
-                  <w:tcW w:w="4989" w:type="dxa"/>
-                  <w:tcMar>
-                    <w:top w:w="70" w:type="dxa"/>
-                    <w:left w:w="110" w:type="dxa"/>
-                    <w:bottom w:w="70" w:type="dxa"/>
-                    <w:right w:w="110" w:type="dxa"/>
-                  </w:tcMar>
-                  <w:vAlign w:val="top"/>
-                </w:tcPr>
-                <w:p>
-                  <w:pPr>
-                    <w:spacing w:line="360" w:lineRule="auto" w:after="80"/>
-                    <w:jc w:val="left"/>
-                  </w:pPr>
-                  <w:r>
-                    <w:rPr>
-                      <w:rFonts w:ascii="Calibri" w:hAnsi="Calibri" w:eastAsia="微軟正黑體"/>
-                      <w:sz w:val="21"/>
-                      <w:szCs w:val="21"/>
-                    </w:rPr>
-                    <w:t xml:space="preserve">※ 別漏寫 </w:t>
-                  </w:r>
-                  <m:oMath>
-                    <m:r>
-                      <m:t xml:space="preserve">±</m:t>
-                    </m:r>
-                  </m:oMath>
-                  <w:r>
-                    <w:rPr>
-                      <w:rFonts w:ascii="Calibri" w:hAnsi="Calibri" w:eastAsia="微軟正黑體"/>
-                      <w:sz w:val="21"/>
-                      <w:szCs w:val="21"/>
-                    </w:rPr>
-                    <w:t xml:space="preserve">，只寫一個根會漏解</w:t>
-                  </w:r>
-                </w:p>
-              </w:tc>
-            </w:tr>
-            <w:tr>
-              <w:trPr>
-                <w:cantSplit/>
-              </w:trPr>
-              <w:tc>
-                <w:tcPr>
-                  <w:tcW w:w="6349" w:type="dxa"/>
-                  <w:tcMar>
-                    <w:top w:w="70" w:type="dxa"/>
-                    <w:left w:w="110" w:type="dxa"/>
-                    <w:bottom w:w="70" w:type="dxa"/>
-                    <w:right w:w="110" w:type="dxa"/>
-                  </w:tcMar>
-                  <w:vAlign w:val="top"/>
-                </w:tcPr>
-                <w:p>
-                  <w:pPr>
-                    <w:spacing w:line="360" w:lineRule="auto" w:after="80"/>
-                    <w:jc w:val="left"/>
-                  </w:pPr>
-                  <w:r>
-                    <w:rPr>
-                      <w:rFonts w:ascii="Calibri" w:hAnsi="Calibri" w:eastAsia="微軟正黑體"/>
-                      <w:b/>
-                      <w:bCs/>
-                      <w:sz w:val="24"/>
-                      <w:szCs w:val="24"/>
-                    </w:rPr>
-                    <w:t xml:space="preserve">4. 若左邊有 </w:t>
-                  </w:r>
-                  <m:oMath>
-                    <m:r>
-                      <m:t xml:space="preserve">+</m:t>
-                    </m:r>
-                    <m:r>
-                      <m:t xml:space="preserve">k</m:t>
-                    </m:r>
-                  </m:oMath>
-                  <w:r>
-                    <w:rPr>
-                      <w:rFonts w:ascii="Calibri" w:hAnsi="Calibri" w:eastAsia="微軟正黑體"/>
-                      <w:b/>
-                      <w:bCs/>
-                      <w:sz w:val="24"/>
-                      <w:szCs w:val="24"/>
-                    </w:rPr>
-                    <w:t xml:space="preserve">，最後移項解出兩個 x 值</w:t>
-                  </w:r>
-                </w:p>
-              </w:tc>
-              <w:tc>
-                <w:tcPr>
-                  <w:tcW w:w="4989" w:type="dxa"/>
-                  <w:tcMar>
-                    <w:top w:w="70" w:type="dxa"/>
-                    <w:left w:w="110" w:type="dxa"/>
-                    <w:bottom w:w="70" w:type="dxa"/>
-                    <w:right w:w="110" w:type="dxa"/>
-                  </w:tcMar>
-                  <w:vAlign w:val="top"/>
-                </w:tcPr>
-                <w:p>
-                  <w:pPr>
-                    <w:spacing w:line="360" w:lineRule="auto" w:after="80"/>
-                    <w:jc w:val="left"/>
-                  </w:pPr>
-                  <w:r>
-                    <w:rPr>
-                      <w:rFonts w:ascii="Calibri" w:hAnsi="Calibri" w:eastAsia="微軟正黑體"/>
-                      <w:sz w:val="21"/>
-                      <w:szCs w:val="21"/>
-                    </w:rPr>
-                    <w:t xml:space="preserve">※ </w:t>
-                  </w:r>
-                  <m:oMath>
-                    <m:r>
-                      <m:t xml:space="preserve">x</m:t>
-                    </m:r>
-                    <m:r>
-                      <m:t xml:space="preserve">−</m:t>
-                    </m:r>
-                    <m:r>
-                      <m:t xml:space="preserve">4</m:t>
-                    </m:r>
-                    <m:r>
-                      <m:t xml:space="preserve">=±</m:t>
-                    </m:r>
-                    <m:r>
-                      <m:t xml:space="preserve">3</m:t>
-                    </m:r>
-                  </m:oMath>
-                  <w:r>
-                    <w:rPr>
-                      <w:rFonts w:ascii="Calibri" w:hAnsi="Calibri" w:eastAsia="微軟正黑體"/>
-                      <w:sz w:val="21"/>
-                      <w:szCs w:val="21"/>
-                    </w:rPr>
-                    <w:t xml:space="preserve"> 要分別加 4，不要只加一次</w:t>
+                    <w:t xml:space="preserve">※ 兩個根都要寫進答句</w:t>
                   </w:r>
                 </w:p>
               </w:tc>
@@ -628,7 +506,7 @@
                       <w:sz w:val="28"/>
                       <w:szCs w:val="28"/>
                     </w:rPr>
-                    <w:t xml:space="preserve">手順卡②　配方法</w:t>
+                    <w:t xml:space="preserve">手順卡①　直接開平方法</w:t>
                   </w:r>
                 </w:p>
               </w:tc>
@@ -660,40 +538,7 @@
                       <w:sz w:val="21"/>
                       <w:szCs w:val="21"/>
                     </w:rPr>
-                    <w:t xml:space="preserve">什麼時候用：想理解公式從何而來、或不易因式分解時用</w:t>
-                  </w:r>
-                </w:p>
-              </w:tc>
-            </w:tr>
-            <w:tr>
-              <w:trPr>
-                <w:cantSplit/>
-              </w:trPr>
-              <w:tc>
-                <w:tcPr>
-                  <w:tcW w:w="6349" w:type="dxa"/>
-                  <w:tcMar>
-                    <w:top w:w="70" w:type="dxa"/>
-                    <w:left w:w="110" w:type="dxa"/>
-                    <w:bottom w:w="70" w:type="dxa"/>
-                    <w:right w:w="110" w:type="dxa"/>
-                  </w:tcMar>
-                  <w:vAlign w:val="top"/>
-                </w:tcPr>
-                <w:p>
-                  <w:pPr>
-                    <w:spacing w:line="360" w:lineRule="auto" w:after="80"/>
-                    <w:jc w:val="left"/>
-                  </w:pPr>
-                  <w:r>
-                    <w:rPr>
-                      <w:rFonts w:ascii="Calibri" w:hAnsi="Calibri" w:eastAsia="微軟正黑體"/>
-                      <w:b/>
-                      <w:bCs/>
-                      <w:sz w:val="24"/>
-                      <w:szCs w:val="24"/>
-                    </w:rPr>
-                    <w:t xml:space="preserve">1. </w:t>
+                    <w:t xml:space="preserve">什麼時候用：方程已是 </w:t>
                   </w:r>
                   <m:oMath>
                     <m:sSup>
@@ -708,81 +553,38 @@
                         </m:r>
                       </m:sup>
                     </m:sSup>
+                    <m:r>
+                      <m:t xml:space="preserve">=</m:t>
+                    </m:r>
+                    <m:r>
+                      <m:t xml:space="preserve">p</m:t>
+                    </m:r>
                   </m:oMath>
                   <w:r>
                     <w:rPr>
                       <w:rFonts w:ascii="Calibri" w:hAnsi="Calibri" w:eastAsia="微軟正黑體"/>
-                      <w:b/>
-                      <w:bCs/>
-                      <w:sz w:val="24"/>
-                      <w:szCs w:val="24"/>
-                    </w:rPr>
-                    <w:t xml:space="preserve"> 前係數不是 1，兩邊先除以那個係數</w:t>
-                  </w:r>
-                </w:p>
-              </w:tc>
-              <w:tc>
-                <w:tcPr>
-                  <w:tcW w:w="4989" w:type="dxa"/>
-                  <w:tcMar>
-                    <w:top w:w="70" w:type="dxa"/>
-                    <w:left w:w="110" w:type="dxa"/>
-                    <w:bottom w:w="70" w:type="dxa"/>
-                    <w:right w:w="110" w:type="dxa"/>
-                  </w:tcMar>
-                  <w:vAlign w:val="top"/>
-                </w:tcPr>
-                <w:p>
-                  <w:pPr>
-                    <w:spacing w:line="360" w:lineRule="auto" w:after="80"/>
-                    <w:jc w:val="left"/>
-                  </w:pPr>
-                  <w:r>
-                    <w:rPr>
-                      <w:rFonts w:ascii="Calibri" w:hAnsi="Calibri" w:eastAsia="微軟正黑體"/>
-                      <w:sz w:val="21"/>
-                      <w:szCs w:val="21"/>
-                    </w:rPr>
-                    <w:t xml:space="preserve">※ 除法要連常數項一起除</w:t>
-                  </w:r>
-                </w:p>
-              </w:tc>
-            </w:tr>
-            <w:tr>
-              <w:trPr>
-                <w:cantSplit/>
-              </w:trPr>
-              <w:tc>
-                <w:tcPr>
-                  <w:tcW w:w="6349" w:type="dxa"/>
-                  <w:tcMar>
-                    <w:top w:w="70" w:type="dxa"/>
-                    <w:left w:w="110" w:type="dxa"/>
-                    <w:bottom w:w="70" w:type="dxa"/>
-                    <w:right w:w="110" w:type="dxa"/>
-                  </w:tcMar>
-                  <w:vAlign w:val="top"/>
-                </w:tcPr>
-                <w:p>
-                  <w:pPr>
-                    <w:spacing w:line="360" w:lineRule="auto" w:after="80"/>
-                    <w:jc w:val="left"/>
-                  </w:pPr>
-                  <w:r>
-                    <w:rPr>
-                      <w:rFonts w:ascii="Calibri" w:hAnsi="Calibri" w:eastAsia="微軟正黑體"/>
-                      <w:b/>
-                      <w:bCs/>
-                      <w:sz w:val="24"/>
-                      <w:szCs w:val="24"/>
-                    </w:rPr>
-                    <w:t xml:space="preserve">2. 把常數移到右邊，左邊只留 </w:t>
+                      <w:sz w:val="21"/>
+                      <w:szCs w:val="21"/>
+                    </w:rPr>
+                    <w:t xml:space="preserve"> 或 </w:t>
                   </w:r>
                   <m:oMath>
                     <m:sSup>
                       <m:e>
                         <m:r>
+                          <m:t xml:space="preserve">(</m:t>
+                        </m:r>
+                        <m:r>
                           <m:t xml:space="preserve">x</m:t>
+                        </m:r>
+                        <m:r>
+                          <m:t xml:space="preserve">+</m:t>
+                        </m:r>
+                        <m:r>
+                          <m:t xml:space="preserve">k</m:t>
+                        </m:r>
+                        <m:r>
+                          <m:t xml:space="preserve">)</m:t>
                         </m:r>
                       </m:e>
                       <m:sup>
@@ -791,42 +593,20 @@
                         </m:r>
                       </m:sup>
                     </m:sSup>
+                    <m:r>
+                      <m:t xml:space="preserve">=</m:t>
+                    </m:r>
+                    <m:r>
+                      <m:t xml:space="preserve">c</m:t>
+                    </m:r>
                   </m:oMath>
                   <w:r>
                     <w:rPr>
                       <w:rFonts w:ascii="Calibri" w:hAnsi="Calibri" w:eastAsia="微軟正黑體"/>
-                      <w:b/>
-                      <w:bCs/>
-                      <w:sz w:val="24"/>
-                      <w:szCs w:val="24"/>
-                    </w:rPr>
-                    <w:t xml:space="preserve"> 和 x 項</w:t>
-                  </w:r>
-                </w:p>
-              </w:tc>
-              <w:tc>
-                <w:tcPr>
-                  <w:tcW w:w="4989" w:type="dxa"/>
-                  <w:tcMar>
-                    <w:top w:w="70" w:type="dxa"/>
-                    <w:left w:w="110" w:type="dxa"/>
-                    <w:bottom w:w="70" w:type="dxa"/>
-                    <w:right w:w="110" w:type="dxa"/>
-                  </w:tcMar>
-                  <w:vAlign w:val="top"/>
-                </w:tcPr>
-                <w:p>
-                  <w:pPr>
-                    <w:spacing w:line="360" w:lineRule="auto" w:after="80"/>
-                    <w:jc w:val="left"/>
-                  </w:pPr>
-                  <w:r>
-                    <w:rPr>
-                      <w:rFonts w:ascii="Calibri" w:hAnsi="Calibri" w:eastAsia="微軟正黑體"/>
-                      <w:sz w:val="21"/>
-                      <w:szCs w:val="21"/>
-                    </w:rPr>
-                    <w:t xml:space="preserve">※ 移項要變號</w:t>
+                      <w:sz w:val="21"/>
+                      <w:szCs w:val="21"/>
+                    </w:rPr>
+                    <w:t xml:space="preserve"> 型時最快</w:t>
                   </w:r>
                 </w:p>
               </w:tc>
@@ -859,93 +639,13 @@
                       <w:sz w:val="24"/>
                       <w:szCs w:val="24"/>
                     </w:rPr>
-                    <w:t xml:space="preserve">3. 兩邊加上「一次項係數一半的平方」</w:t>
-                  </w:r>
-                </w:p>
-              </w:tc>
-              <w:tc>
-                <w:tcPr>
-                  <w:tcW w:w="4989" w:type="dxa"/>
-                  <w:tcMar>
-                    <w:top w:w="70" w:type="dxa"/>
-                    <w:left w:w="110" w:type="dxa"/>
-                    <w:bottom w:w="70" w:type="dxa"/>
-                    <w:right w:w="110" w:type="dxa"/>
-                  </w:tcMar>
-                  <w:vAlign w:val="top"/>
-                </w:tcPr>
-                <w:p>
-                  <w:pPr>
-                    <w:spacing w:line="360" w:lineRule="auto" w:after="80"/>
-                    <w:jc w:val="left"/>
-                  </w:pPr>
-                  <w:r>
-                    <w:rPr>
-                      <w:rFonts w:ascii="Calibri" w:hAnsi="Calibri" w:eastAsia="微軟正黑體"/>
-                      <w:sz w:val="21"/>
-                      <w:szCs w:val="21"/>
-                    </w:rPr>
-                    <w:t xml:space="preserve">※ 一次項係數是「x 前面那個數」</w:t>
-                  </w:r>
-                </w:p>
-              </w:tc>
-            </w:tr>
-            <w:tr>
-              <w:trPr>
-                <w:cantSplit/>
-              </w:trPr>
-              <w:tc>
-                <w:tcPr>
-                  <w:tcW w:w="6349" w:type="dxa"/>
-                  <w:tcMar>
-                    <w:top w:w="70" w:type="dxa"/>
-                    <w:left w:w="110" w:type="dxa"/>
-                    <w:bottom w:w="70" w:type="dxa"/>
-                    <w:right w:w="110" w:type="dxa"/>
-                  </w:tcMar>
-                  <w:vAlign w:val="top"/>
-                </w:tcPr>
-                <w:p>
-                  <w:pPr>
-                    <w:spacing w:line="360" w:lineRule="auto" w:after="80"/>
-                    <w:jc w:val="left"/>
-                  </w:pPr>
-                  <w:r>
-                    <w:rPr>
-                      <w:rFonts w:ascii="Calibri" w:hAnsi="Calibri" w:eastAsia="微軟正黑體"/>
-                      <w:b/>
-                      <w:bCs/>
-                      <w:sz w:val="24"/>
-                      <w:szCs w:val="24"/>
-                    </w:rPr>
-                    <w:t xml:space="preserve">4. 左邊配成 </w:t>
+                    <w:t xml:space="preserve">1. 化成 </w:t>
                   </w:r>
                   <m:oMath>
                     <m:sSup>
                       <m:e>
                         <m:r>
-                          <m:t xml:space="preserve">(</m:t>
-                        </m:r>
-                        <m:r>
                           <m:t xml:space="preserve">x</m:t>
-                        </m:r>
-                        <m:r>
-                          <m:t xml:space="preserve">+</m:t>
-                        </m:r>
-                        <m:f>
-                          <m:num>
-                            <m:r>
-                              <m:t xml:space="preserve">b</m:t>
-                            </m:r>
-                          </m:num>
-                          <m:den>
-                            <m:r>
-                              <m:t xml:space="preserve">2</m:t>
-                            </m:r>
-                          </m:den>
-                        </m:f>
-                        <m:r>
-                          <m:t xml:space="preserve">)</m:t>
                         </m:r>
                       </m:e>
                       <m:sup>
@@ -954,6 +654,12 @@
                         </m:r>
                       </m:sup>
                     </m:sSup>
+                    <m:r>
+                      <m:t xml:space="preserve">=</m:t>
+                    </m:r>
+                    <m:r>
+                      <m:t xml:space="preserve">p</m:t>
+                    </m:r>
                   </m:oMath>
                   <w:r>
                     <w:rPr>
@@ -963,7 +669,49 @@
                       <w:sz w:val="24"/>
                       <w:szCs w:val="24"/>
                     </w:rPr>
-                    <w:t xml:space="preserve">，套用①降次解出 x</w:t>
+                    <w:t xml:space="preserve"> 或 </w:t>
+                  </w:r>
+                  <m:oMath>
+                    <m:sSup>
+                      <m:e>
+                        <m:r>
+                          <m:t xml:space="preserve">(</m:t>
+                        </m:r>
+                        <m:r>
+                          <m:t xml:space="preserve">x</m:t>
+                        </m:r>
+                        <m:r>
+                          <m:t xml:space="preserve">+</m:t>
+                        </m:r>
+                        <m:r>
+                          <m:t xml:space="preserve">k</m:t>
+                        </m:r>
+                        <m:r>
+                          <m:t xml:space="preserve">)</m:t>
+                        </m:r>
+                      </m:e>
+                      <m:sup>
+                        <m:r>
+                          <m:t xml:space="preserve">2</m:t>
+                        </m:r>
+                      </m:sup>
+                    </m:sSup>
+                    <m:r>
+                      <m:t xml:space="preserve">=</m:t>
+                    </m:r>
+                    <m:r>
+                      <m:t xml:space="preserve">c</m:t>
+                    </m:r>
+                  </m:oMath>
+                  <w:r>
+                    <w:rPr>
+                      <w:rFonts w:ascii="Calibri" w:hAnsi="Calibri" w:eastAsia="微軟正黑體"/>
+                      <w:b/>
+                      <w:bCs/>
+                      <w:sz w:val="24"/>
+                      <w:szCs w:val="24"/>
+                    </w:rPr>
+                    <w:t xml:space="preserve"> 的形式</w:t>
                   </w:r>
                 </w:p>
               </w:tc>
@@ -989,11 +737,141 @@
                       <w:sz w:val="21"/>
                       <w:szCs w:val="21"/>
                     </w:rPr>
-                    <w:t xml:space="preserve">※ 开方後別忘 </w:t>
+                    <w:t xml:space="preserve">※ 常數要移到等號另一邊，符號要跟著變</w:t>
+                  </w:r>
+                </w:p>
+              </w:tc>
+            </w:tr>
+            <w:tr>
+              <w:trPr>
+                <w:cantSplit/>
+              </w:trPr>
+              <w:tc>
+                <w:tcPr>
+                  <w:tcW w:w="6349" w:type="dxa"/>
+                  <w:tcMar>
+                    <w:top w:w="70" w:type="dxa"/>
+                    <w:left w:w="110" w:type="dxa"/>
+                    <w:bottom w:w="70" w:type="dxa"/>
+                    <w:right w:w="110" w:type="dxa"/>
+                  </w:tcMar>
+                  <w:vAlign w:val="top"/>
+                </w:tcPr>
+                <w:p>
+                  <w:pPr>
+                    <w:spacing w:line="360" w:lineRule="auto" w:after="80"/>
+                    <w:jc w:val="left"/>
+                  </w:pPr>
+                  <w:r>
+                    <w:rPr>
+                      <w:rFonts w:ascii="Calibri" w:hAnsi="Calibri" w:eastAsia="微軟正黑體"/>
+                      <w:b/>
+                      <w:bCs/>
+                      <w:sz w:val="24"/>
+                      <w:szCs w:val="24"/>
+                    </w:rPr>
+                    <w:t xml:space="preserve">2. 判斷右邊的數是正、零還是負</w:t>
+                  </w:r>
+                </w:p>
+              </w:tc>
+              <w:tc>
+                <w:tcPr>
+                  <w:tcW w:w="4989" w:type="dxa"/>
+                  <w:tcMar>
+                    <w:top w:w="70" w:type="dxa"/>
+                    <w:left w:w="110" w:type="dxa"/>
+                    <w:bottom w:w="70" w:type="dxa"/>
+                    <w:right w:w="110" w:type="dxa"/>
+                  </w:tcMar>
+                  <w:vAlign w:val="top"/>
+                </w:tcPr>
+                <w:p>
+                  <w:pPr>
+                    <w:spacing w:line="360" w:lineRule="auto" w:after="80"/>
+                    <w:jc w:val="left"/>
+                  </w:pPr>
+                  <w:r>
+                    <w:rPr>
+                      <w:rFonts w:ascii="Calibri" w:hAnsi="Calibri" w:eastAsia="微軟正黑體"/>
+                      <w:sz w:val="21"/>
+                      <w:szCs w:val="21"/>
+                    </w:rPr>
+                    <w:t xml:space="preserve">※ 負數不能開平方——這代表無解，不是計錯</w:t>
+                  </w:r>
+                </w:p>
+              </w:tc>
+            </w:tr>
+            <w:tr>
+              <w:trPr>
+                <w:cantSplit/>
+              </w:trPr>
+              <w:tc>
+                <w:tcPr>
+                  <w:tcW w:w="6349" w:type="dxa"/>
+                  <w:tcMar>
+                    <w:top w:w="70" w:type="dxa"/>
+                    <w:left w:w="110" w:type="dxa"/>
+                    <w:bottom w:w="70" w:type="dxa"/>
+                    <w:right w:w="110" w:type="dxa"/>
+                  </w:tcMar>
+                  <w:vAlign w:val="top"/>
+                </w:tcPr>
+                <w:p>
+                  <w:pPr>
+                    <w:spacing w:line="360" w:lineRule="auto" w:after="80"/>
+                    <w:jc w:val="left"/>
+                  </w:pPr>
+                  <w:r>
+                    <w:rPr>
+                      <w:rFonts w:ascii="Calibri" w:hAnsi="Calibri" w:eastAsia="微軟正黑體"/>
+                      <w:b/>
+                      <w:bCs/>
+                      <w:sz w:val="24"/>
+                      <w:szCs w:val="24"/>
+                    </w:rPr>
+                    <w:t xml:space="preserve">3. 若右邊 ＞ 0，兩邊開平方，分兩支寫，中間寫「或」</w:t>
+                  </w:r>
+                </w:p>
+              </w:tc>
+              <w:tc>
+                <w:tcPr>
+                  <w:tcW w:w="4989" w:type="dxa"/>
+                  <w:tcMar>
+                    <w:top w:w="70" w:type="dxa"/>
+                    <w:left w:w="110" w:type="dxa"/>
+                    <w:bottom w:w="70" w:type="dxa"/>
+                    <w:right w:w="110" w:type="dxa"/>
+                  </w:tcMar>
+                  <w:vAlign w:val="top"/>
+                </w:tcPr>
+                <w:p>
+                  <w:pPr>
+                    <w:spacing w:line="360" w:lineRule="auto" w:after="80"/>
+                    <w:jc w:val="left"/>
+                  </w:pPr>
+                  <w:r>
+                    <w:rPr>
+                      <w:rFonts w:ascii="Calibri" w:hAnsi="Calibri" w:eastAsia="微軟正黑體"/>
+                      <w:sz w:val="21"/>
+                      <w:szCs w:val="21"/>
+                    </w:rPr>
+                    <w:t xml:space="preserve">※ 例：</w:t>
                   </w:r>
                   <m:oMath>
                     <m:r>
-                      <m:t xml:space="preserve">±</m:t>
+                      <m:t xml:space="preserve">x</m:t>
+                    </m:r>
+                    <m:r>
+                      <m:t xml:space="preserve">−</m:t>
+                    </m:r>
+                    <m:r>
+                      <m:t xml:space="preserve">4</m:t>
+                    </m:r>
+                    <m:r>
+                      <m:t xml:space="preserve">=</m:t>
+                    </m:r>
+                    <m:r>
+                      <m:t xml:space="preserve">3</m:t>
                     </m:r>
                   </m:oMath>
                   <w:r>
@@ -1002,7 +880,232 @@
                       <w:sz w:val="21"/>
                       <w:szCs w:val="21"/>
                     </w:rPr>
-                    <w:t xml:space="preserve">，再移項兩次</w:t>
+                    <w:t xml:space="preserve"> 或 </w:t>
+                  </w:r>
+                  <m:oMath>
+                    <m:r>
+                      <m:t xml:space="preserve">x</m:t>
+                    </m:r>
+                    <m:r>
+                      <m:t xml:space="preserve">−</m:t>
+                    </m:r>
+                    <m:r>
+                      <m:t xml:space="preserve">4</m:t>
+                    </m:r>
+                    <m:r>
+                      <m:t xml:space="preserve">=−</m:t>
+                    </m:r>
+                    <m:r>
+                      <m:t xml:space="preserve">3</m:t>
+                    </m:r>
+                  </m:oMath>
+                  <w:r>
+                    <w:rPr>
+                      <w:rFonts w:ascii="Calibri" w:hAnsi="Calibri" w:eastAsia="微軟正黑體"/>
+                      <w:sz w:val="21"/>
+                      <w:szCs w:val="21"/>
+                    </w:rPr>
+                    <w:t xml:space="preserve">；只寫一支會漏解</w:t>
+                  </w:r>
+                </w:p>
+              </w:tc>
+            </w:tr>
+            <w:tr>
+              <w:trPr>
+                <w:cantSplit/>
+              </w:trPr>
+              <w:tc>
+                <w:tcPr>
+                  <w:tcW w:w="6349" w:type="dxa"/>
+                  <w:tcMar>
+                    <w:top w:w="70" w:type="dxa"/>
+                    <w:left w:w="110" w:type="dxa"/>
+                    <w:bottom w:w="70" w:type="dxa"/>
+                    <w:right w:w="110" w:type="dxa"/>
+                  </w:tcMar>
+                  <w:vAlign w:val="top"/>
+                </w:tcPr>
+                <w:p>
+                  <w:pPr>
+                    <w:spacing w:line="360" w:lineRule="auto" w:after="80"/>
+                    <w:jc w:val="left"/>
+                  </w:pPr>
+                  <w:r>
+                    <w:rPr>
+                      <w:rFonts w:ascii="Calibri" w:hAnsi="Calibri" w:eastAsia="微軟正黑體"/>
+                      <w:b/>
+                      <w:bCs/>
+                      <w:sz w:val="24"/>
+                      <w:szCs w:val="24"/>
+                    </w:rPr>
+                    <w:t xml:space="preserve">4. 兩支各自移項，解出 </w:t>
+                  </w:r>
+                  <m:oMath>
+                    <m:sSub>
+                      <m:e>
+                        <m:r>
+                          <m:t xml:space="preserve">x</m:t>
+                        </m:r>
+                      </m:e>
+                      <m:sub>
+                        <m:r>
+                          <m:t xml:space="preserve">1</m:t>
+                        </m:r>
+                      </m:sub>
+                    </m:sSub>
+                  </m:oMath>
+                  <w:r>
+                    <w:rPr>
+                      <w:rFonts w:ascii="Calibri" w:hAnsi="Calibri" w:eastAsia="微軟正黑體"/>
+                      <w:b/>
+                      <w:bCs/>
+                      <w:sz w:val="24"/>
+                      <w:szCs w:val="24"/>
+                    </w:rPr>
+                    <w:t xml:space="preserve"> 和 </w:t>
+                  </w:r>
+                  <m:oMath>
+                    <m:sSub>
+                      <m:e>
+                        <m:r>
+                          <m:t xml:space="preserve">x</m:t>
+                        </m:r>
+                      </m:e>
+                      <m:sub>
+                        <m:r>
+                          <m:t xml:space="preserve">2</m:t>
+                        </m:r>
+                      </m:sub>
+                    </m:sSub>
+                  </m:oMath>
+                </w:p>
+              </w:tc>
+              <w:tc>
+                <w:tcPr>
+                  <w:tcW w:w="4989" w:type="dxa"/>
+                  <w:tcMar>
+                    <w:top w:w="70" w:type="dxa"/>
+                    <w:left w:w="110" w:type="dxa"/>
+                    <w:bottom w:w="70" w:type="dxa"/>
+                    <w:right w:w="110" w:type="dxa"/>
+                  </w:tcMar>
+                  <w:vAlign w:val="top"/>
+                </w:tcPr>
+                <w:p>
+                  <w:pPr>
+                    <w:spacing w:line="360" w:lineRule="auto" w:after="80"/>
+                    <w:jc w:val="left"/>
+                  </w:pPr>
+                  <w:r>
+                    <w:rPr>
+                      <w:rFonts w:ascii="Calibri" w:hAnsi="Calibri" w:eastAsia="微軟正黑體"/>
+                      <w:sz w:val="21"/>
+                      <w:szCs w:val="21"/>
+                    </w:rPr>
+                    <w:t xml:space="preserve">※ 兩支都要加，不要只加一支</w:t>
+                  </w:r>
+                </w:p>
+              </w:tc>
+            </w:tr>
+            <w:tr>
+              <w:trPr>
+                <w:cantSplit/>
+              </w:trPr>
+              <w:tc>
+                <w:tcPr>
+                  <w:tcW w:w="6349" w:type="dxa"/>
+                  <w:tcMar>
+                    <w:top w:w="70" w:type="dxa"/>
+                    <w:left w:w="110" w:type="dxa"/>
+                    <w:bottom w:w="70" w:type="dxa"/>
+                    <w:right w:w="110" w:type="dxa"/>
+                  </w:tcMar>
+                  <w:vAlign w:val="top"/>
+                </w:tcPr>
+                <w:p>
+                  <w:pPr>
+                    <w:spacing w:line="360" w:lineRule="auto" w:after="80"/>
+                    <w:jc w:val="left"/>
+                  </w:pPr>
+                  <w:r>
+                    <w:rPr>
+                      <w:rFonts w:ascii="Calibri" w:hAnsi="Calibri" w:eastAsia="微軟正黑體"/>
+                      <w:b/>
+                      <w:bCs/>
+                      <w:sz w:val="24"/>
+                      <w:szCs w:val="24"/>
+                    </w:rPr>
+                    <w:t xml:space="preserve">5. 最後一行用「∴」寫答句</w:t>
+                  </w:r>
+                </w:p>
+              </w:tc>
+              <w:tc>
+                <w:tcPr>
+                  <w:tcW w:w="4989" w:type="dxa"/>
+                  <w:tcMar>
+                    <w:top w:w="70" w:type="dxa"/>
+                    <w:left w:w="110" w:type="dxa"/>
+                    <w:bottom w:w="70" w:type="dxa"/>
+                    <w:right w:w="110" w:type="dxa"/>
+                  </w:tcMar>
+                  <w:vAlign w:val="top"/>
+                </w:tcPr>
+                <w:p>
+                  <w:pPr>
+                    <w:spacing w:line="360" w:lineRule="auto" w:after="80"/>
+                    <w:jc w:val="left"/>
+                  </w:pPr>
+                  <w:r>
+                    <w:rPr>
+                      <w:rFonts w:ascii="Calibri" w:hAnsi="Calibri" w:eastAsia="微軟正黑體"/>
+                      <w:sz w:val="21"/>
+                      <w:szCs w:val="21"/>
+                    </w:rPr>
+                    <w:t xml:space="preserve">※ </w:t>
+                  </w:r>
+                  <m:oMath>
+                    <m:sSub>
+                      <m:e>
+                        <m:r>
+                          <m:t xml:space="preserve">x</m:t>
+                        </m:r>
+                      </m:e>
+                      <m:sub>
+                        <m:r>
+                          <m:t xml:space="preserve">1</m:t>
+                        </m:r>
+                      </m:sub>
+                    </m:sSub>
+                  </m:oMath>
+                  <w:r>
+                    <w:rPr>
+                      <w:rFonts w:ascii="Calibri" w:hAnsi="Calibri" w:eastAsia="微軟正黑體"/>
+                      <w:sz w:val="21"/>
+                      <w:szCs w:val="21"/>
+                    </w:rPr>
+                    <w:t xml:space="preserve"> 和 </w:t>
+                  </w:r>
+                  <m:oMath>
+                    <m:sSub>
+                      <m:e>
+                        <m:r>
+                          <m:t xml:space="preserve">x</m:t>
+                        </m:r>
+                      </m:e>
+                      <m:sub>
+                        <m:r>
+                          <m:t xml:space="preserve">2</m:t>
+                        </m:r>
+                      </m:sub>
+                    </m:sSub>
+                  </m:oMath>
+                  <w:r>
+                    <w:rPr>
+                      <w:rFonts w:ascii="Calibri" w:hAnsi="Calibri" w:eastAsia="微軟正黑體"/>
+                      <w:sz w:val="21"/>
+                      <w:szCs w:val="21"/>
+                    </w:rPr>
+                    <w:t xml:space="preserve"> 兩個都要寫進答句</w:t>
                   </w:r>
                 </w:p>
               </w:tc>
@@ -1079,7 +1182,7 @@
                       <w:sz w:val="28"/>
                       <w:szCs w:val="28"/>
                     </w:rPr>
-                    <w:t xml:space="preserve">手順卡③　公式法</w:t>
+                    <w:t xml:space="preserve">手順卡②　配方法</w:t>
                   </w:r>
                 </w:p>
               </w:tc>
@@ -1111,7 +1214,7 @@
                       <w:sz w:val="21"/>
                       <w:szCs w:val="21"/>
                     </w:rPr>
-                    <w:t xml:space="preserve">什麼時候用：係數複雜、不易因式分解時，一定解得出</w:t>
+                    <w:t xml:space="preserve">什麼時候用：想理解公式從何而來、或不易因式分解時用</w:t>
                   </w:r>
                 </w:p>
               </w:tc>
@@ -1144,184 +1247,13 @@
                       <w:sz w:val="24"/>
                       <w:szCs w:val="24"/>
                     </w:rPr>
-                    <w:t xml:space="preserve">1. 化成一般式 </w:t>
-                  </w:r>
-                  <m:oMath>
-                    <m:r>
-                      <m:t xml:space="preserve">a</m:t>
-                    </m:r>
-                    <m:sSup>
-                      <m:e>
-                        <m:r>
-                          <m:t xml:space="preserve">x</m:t>
-                        </m:r>
-                      </m:e>
-                      <m:sup>
-                        <m:r>
-                          <m:t xml:space="preserve">2</m:t>
-                        </m:r>
-                      </m:sup>
-                    </m:sSup>
-                    <m:r>
-                      <m:t xml:space="preserve">+</m:t>
-                    </m:r>
-                    <m:r>
-                      <m:t xml:space="preserve">b</m:t>
-                    </m:r>
-                    <m:r>
-                      <m:t xml:space="preserve">x</m:t>
-                    </m:r>
-                    <m:r>
-                      <m:t xml:space="preserve">+</m:t>
-                    </m:r>
-                    <m:r>
-                      <m:t xml:space="preserve">c</m:t>
-                    </m:r>
-                    <m:r>
-                      <m:t xml:space="preserve">=</m:t>
-                    </m:r>
-                    <m:r>
-                      <m:t xml:space="preserve">0</m:t>
-                    </m:r>
-                  </m:oMath>
-                  <w:r>
-                    <w:rPr>
-                      <w:rFonts w:ascii="Calibri" w:hAnsi="Calibri" w:eastAsia="微軟正黑體"/>
-                      <w:b/>
-                      <w:bCs/>
-                      <w:sz w:val="24"/>
-                      <w:szCs w:val="24"/>
-                    </w:rPr>
-                    <w:t xml:space="preserve">，寫出 a、b、c</w:t>
-                  </w:r>
-                </w:p>
-              </w:tc>
-              <w:tc>
-                <w:tcPr>
-                  <w:tcW w:w="4989" w:type="dxa"/>
-                  <w:tcMar>
-                    <w:top w:w="70" w:type="dxa"/>
-                    <w:left w:w="110" w:type="dxa"/>
-                    <w:bottom w:w="70" w:type="dxa"/>
-                    <w:right w:w="110" w:type="dxa"/>
-                  </w:tcMar>
-                  <w:vAlign w:val="top"/>
-                </w:tcPr>
-                <w:p>
-                  <w:pPr>
-                    <w:spacing w:line="360" w:lineRule="auto" w:after="80"/>
-                    <w:jc w:val="left"/>
-                  </w:pPr>
-                  <w:r>
-                    <w:rPr>
-                      <w:rFonts w:ascii="Calibri" w:hAnsi="Calibri" w:eastAsia="微軟正黑體"/>
-                      <w:sz w:val="21"/>
-                      <w:szCs w:val="21"/>
-                    </w:rPr>
-                    <w:t xml:space="preserve">※ 有括號/分母先展開/去分母</w:t>
-                  </w:r>
-                </w:p>
-              </w:tc>
-            </w:tr>
-            <w:tr>
-              <w:trPr>
-                <w:cantSplit/>
-              </w:trPr>
-              <w:tc>
-                <w:tcPr>
-                  <w:tcW w:w="6349" w:type="dxa"/>
-                  <w:tcMar>
-                    <w:top w:w="70" w:type="dxa"/>
-                    <w:left w:w="110" w:type="dxa"/>
-                    <w:bottom w:w="70" w:type="dxa"/>
-                    <w:right w:w="110" w:type="dxa"/>
-                  </w:tcMar>
-                  <w:vAlign w:val="top"/>
-                </w:tcPr>
-                <w:p>
-                  <w:pPr>
-                    <w:spacing w:line="360" w:lineRule="auto" w:after="80"/>
-                    <w:jc w:val="left"/>
-                  </w:pPr>
-                  <w:r>
-                    <w:rPr>
-                      <w:rFonts w:ascii="Calibri" w:hAnsi="Calibri" w:eastAsia="微軟正黑體"/>
-                      <w:b/>
-                      <w:bCs/>
-                      <w:sz w:val="24"/>
-                      <w:szCs w:val="24"/>
-                    </w:rPr>
-                    <w:t xml:space="preserve">2. 算判別式 </w:t>
-                  </w:r>
-                  <m:oMath>
-                    <m:r>
-                      <m:t xml:space="preserve">Δ=</m:t>
-                    </m:r>
-                    <m:sSup>
-                      <m:e>
-                        <m:r>
-                          <m:t xml:space="preserve">b</m:t>
-                        </m:r>
-                      </m:e>
-                      <m:sup>
-                        <m:r>
-                          <m:t xml:space="preserve">2</m:t>
-                        </m:r>
-                      </m:sup>
-                    </m:sSup>
-                    <m:r>
-                      <m:t xml:space="preserve">−</m:t>
-                    </m:r>
-                    <m:r>
-                      <m:t xml:space="preserve">4</m:t>
-                    </m:r>
-                    <m:r>
-                      <m:t xml:space="preserve">a</m:t>
-                    </m:r>
-                    <m:r>
-                      <m:t xml:space="preserve">c</m:t>
-                    </m:r>
-                  </m:oMath>
-                </w:p>
-              </w:tc>
-              <w:tc>
-                <w:tcPr>
-                  <w:tcW w:w="4989" w:type="dxa"/>
-                  <w:tcMar>
-                    <w:top w:w="70" w:type="dxa"/>
-                    <w:left w:w="110" w:type="dxa"/>
-                    <w:bottom w:w="70" w:type="dxa"/>
-                    <w:right w:w="110" w:type="dxa"/>
-                  </w:tcMar>
-                  <w:vAlign w:val="top"/>
-                </w:tcPr>
-                <w:p>
-                  <w:pPr>
-                    <w:spacing w:line="360" w:lineRule="auto" w:after="80"/>
-                    <w:jc w:val="left"/>
-                  </w:pPr>
-                  <w:r>
-                    <w:rPr>
-                      <w:rFonts w:ascii="Calibri" w:hAnsi="Calibri" w:eastAsia="微軟正黑體"/>
-                      <w:sz w:val="21"/>
-                      <w:szCs w:val="21"/>
-                    </w:rPr>
-                    <w:t xml:space="preserve">※ </w:t>
+                    <w:t xml:space="preserve">1. </w:t>
                   </w:r>
                   <m:oMath>
                     <m:sSup>
                       <m:e>
                         <m:r>
-                          <m:t xml:space="preserve">(</m:t>
-                        </m:r>
-                        <m:r>
-                          <m:t xml:space="preserve">−</m:t>
-                        </m:r>
-                        <m:r>
-                          <m:t xml:space="preserve">3</m:t>
-                        </m:r>
-                        <m:r>
-                          <m:t xml:space="preserve">)</m:t>
+                          <m:t xml:space="preserve">x</m:t>
                         </m:r>
                       </m:e>
                       <m:sup>
@@ -1330,20 +1262,42 @@
                         </m:r>
                       </m:sup>
                     </m:sSup>
-                    <m:r>
-                      <m:t xml:space="preserve">=</m:t>
-                    </m:r>
-                    <m:r>
-                      <m:t xml:space="preserve">9</m:t>
-                    </m:r>
                   </m:oMath>
                   <w:r>
                     <w:rPr>
                       <w:rFonts w:ascii="Calibri" w:hAnsi="Calibri" w:eastAsia="微軟正黑體"/>
-                      <w:sz w:val="21"/>
-                      <w:szCs w:val="21"/>
-                    </w:rPr>
-                    <w:t xml:space="preserve"> 不是 −9，先平方再代負號</w:t>
+                      <w:b/>
+                      <w:bCs/>
+                      <w:sz w:val="24"/>
+                      <w:szCs w:val="24"/>
+                    </w:rPr>
+                    <w:t xml:space="preserve"> 前係數不是 1，兩邊先除以那個係數</w:t>
+                  </w:r>
+                </w:p>
+              </w:tc>
+              <w:tc>
+                <w:tcPr>
+                  <w:tcW w:w="4989" w:type="dxa"/>
+                  <w:tcMar>
+                    <w:top w:w="70" w:type="dxa"/>
+                    <w:left w:w="110" w:type="dxa"/>
+                    <w:bottom w:w="70" w:type="dxa"/>
+                    <w:right w:w="110" w:type="dxa"/>
+                  </w:tcMar>
+                  <w:vAlign w:val="top"/>
+                </w:tcPr>
+                <w:p>
+                  <w:pPr>
+                    <w:spacing w:line="360" w:lineRule="auto" w:after="80"/>
+                    <w:jc w:val="left"/>
+                  </w:pPr>
+                  <w:r>
+                    <w:rPr>
+                      <w:rFonts w:ascii="Calibri" w:hAnsi="Calibri" w:eastAsia="微軟正黑體"/>
+                      <w:sz w:val="21"/>
+                      <w:szCs w:val="21"/>
+                    </w:rPr>
+                    <w:t xml:space="preserve">※ 除法要連常數項一起除</w:t>
                   </w:r>
                 </w:p>
               </w:tc>
@@ -1376,12 +1330,21 @@
                       <w:sz w:val="24"/>
                       <w:szCs w:val="24"/>
                     </w:rPr>
-                    <w:t xml:space="preserve">3. 判斷 </w:t>
+                    <w:t xml:space="preserve">2. 把常數移到右邊，左邊只留 </w:t>
                   </w:r>
                   <m:oMath>
-                    <m:r>
-                      <m:t xml:space="preserve">Δ</m:t>
-                    </m:r>
+                    <m:sSup>
+                      <m:e>
+                        <m:r>
+                          <m:t xml:space="preserve">x</m:t>
+                        </m:r>
+                      </m:e>
+                      <m:sup>
+                        <m:r>
+                          <m:t xml:space="preserve">2</m:t>
+                        </m:r>
+                      </m:sup>
+                    </m:sSup>
                   </m:oMath>
                   <w:r>
                     <w:rPr>
@@ -1391,15 +1354,160 @@
                       <w:sz w:val="24"/>
                       <w:szCs w:val="24"/>
                     </w:rPr>
-                    <w:t xml:space="preserve"> 正負：</w:t>
+                    <w:t xml:space="preserve"> 和 x 項</w:t>
+                  </w:r>
+                </w:p>
+              </w:tc>
+              <w:tc>
+                <w:tcPr>
+                  <w:tcW w:w="4989" w:type="dxa"/>
+                  <w:tcMar>
+                    <w:top w:w="70" w:type="dxa"/>
+                    <w:left w:w="110" w:type="dxa"/>
+                    <w:bottom w:w="70" w:type="dxa"/>
+                    <w:right w:w="110" w:type="dxa"/>
+                  </w:tcMar>
+                  <w:vAlign w:val="top"/>
+                </w:tcPr>
+                <w:p>
+                  <w:pPr>
+                    <w:spacing w:line="360" w:lineRule="auto" w:after="80"/>
+                    <w:jc w:val="left"/>
+                  </w:pPr>
+                  <w:r>
+                    <w:rPr>
+                      <w:rFonts w:ascii="Calibri" w:hAnsi="Calibri" w:eastAsia="微軟正黑體"/>
+                      <w:sz w:val="21"/>
+                      <w:szCs w:val="21"/>
+                    </w:rPr>
+                    <w:t xml:space="preserve">※ 移項要變號</w:t>
+                  </w:r>
+                </w:p>
+              </w:tc>
+            </w:tr>
+            <w:tr>
+              <w:trPr>
+                <w:cantSplit/>
+              </w:trPr>
+              <w:tc>
+                <w:tcPr>
+                  <w:tcW w:w="6349" w:type="dxa"/>
+                  <w:tcMar>
+                    <w:top w:w="70" w:type="dxa"/>
+                    <w:left w:w="110" w:type="dxa"/>
+                    <w:bottom w:w="70" w:type="dxa"/>
+                    <w:right w:w="110" w:type="dxa"/>
+                  </w:tcMar>
+                  <w:vAlign w:val="top"/>
+                </w:tcPr>
+                <w:p>
+                  <w:pPr>
+                    <w:spacing w:line="360" w:lineRule="auto" w:after="80"/>
+                    <w:jc w:val="left"/>
+                  </w:pPr>
+                  <w:r>
+                    <w:rPr>
+                      <w:rFonts w:ascii="Calibri" w:hAnsi="Calibri" w:eastAsia="微軟正黑體"/>
+                      <w:b/>
+                      <w:bCs/>
+                      <w:sz w:val="24"/>
+                      <w:szCs w:val="24"/>
+                    </w:rPr>
+                    <w:t xml:space="preserve">3. 兩邊加上「一次項係數一半的平方」</w:t>
+                  </w:r>
+                </w:p>
+              </w:tc>
+              <w:tc>
+                <w:tcPr>
+                  <w:tcW w:w="4989" w:type="dxa"/>
+                  <w:tcMar>
+                    <w:top w:w="70" w:type="dxa"/>
+                    <w:left w:w="110" w:type="dxa"/>
+                    <w:bottom w:w="70" w:type="dxa"/>
+                    <w:right w:w="110" w:type="dxa"/>
+                  </w:tcMar>
+                  <w:vAlign w:val="top"/>
+                </w:tcPr>
+                <w:p>
+                  <w:pPr>
+                    <w:spacing w:line="360" w:lineRule="auto" w:after="80"/>
+                    <w:jc w:val="left"/>
+                  </w:pPr>
+                  <w:r>
+                    <w:rPr>
+                      <w:rFonts w:ascii="Calibri" w:hAnsi="Calibri" w:eastAsia="微軟正黑體"/>
+                      <w:sz w:val="21"/>
+                      <w:szCs w:val="21"/>
+                    </w:rPr>
+                    <w:t xml:space="preserve">※ 一次項係數是「x 前面那個數」</w:t>
+                  </w:r>
+                </w:p>
+              </w:tc>
+            </w:tr>
+            <w:tr>
+              <w:trPr>
+                <w:cantSplit/>
+              </w:trPr>
+              <w:tc>
+                <w:tcPr>
+                  <w:tcW w:w="6349" w:type="dxa"/>
+                  <w:tcMar>
+                    <w:top w:w="70" w:type="dxa"/>
+                    <w:left w:w="110" w:type="dxa"/>
+                    <w:bottom w:w="70" w:type="dxa"/>
+                    <w:right w:w="110" w:type="dxa"/>
+                  </w:tcMar>
+                  <w:vAlign w:val="top"/>
+                </w:tcPr>
+                <w:p>
+                  <w:pPr>
+                    <w:spacing w:line="360" w:lineRule="auto" w:after="80"/>
+                    <w:jc w:val="left"/>
+                  </w:pPr>
+                  <w:r>
+                    <w:rPr>
+                      <w:rFonts w:ascii="Calibri" w:hAnsi="Calibri" w:eastAsia="微軟正黑體"/>
+                      <w:b/>
+                      <w:bCs/>
+                      <w:sz w:val="24"/>
+                      <w:szCs w:val="24"/>
+                    </w:rPr>
+                    <w:t xml:space="preserve">4. 左邊配成 </w:t>
                   </w:r>
                   <m:oMath>
-                    <m:r>
-                      <m:t xml:space="preserve">Δ&lt;</m:t>
-                    </m:r>
-                    <m:r>
-                      <m:t xml:space="preserve">0</m:t>
-                    </m:r>
+                    <m:sSup>
+                      <m:e>
+                        <m:r>
+                          <m:t xml:space="preserve">(</m:t>
+                        </m:r>
+                        <m:r>
+                          <m:t xml:space="preserve">x</m:t>
+                        </m:r>
+                        <m:r>
+                          <m:t xml:space="preserve">+</m:t>
+                        </m:r>
+                        <m:f>
+                          <m:num>
+                            <m:r>
+                              <m:t xml:space="preserve">b</m:t>
+                            </m:r>
+                          </m:num>
+                          <m:den>
+                            <m:r>
+                              <m:t xml:space="preserve">2</m:t>
+                            </m:r>
+                          </m:den>
+                        </m:f>
+                        <m:r>
+                          <m:t xml:space="preserve">)</m:t>
+                        </m:r>
+                      </m:e>
+                      <m:sup>
+                        <m:r>
+                          <m:t xml:space="preserve">2</m:t>
+                        </m:r>
+                      </m:sup>
+                    </m:sSup>
                   </m:oMath>
                   <w:r>
                     <w:rPr>
@@ -1409,43 +1517,7 @@
                       <w:sz w:val="24"/>
                       <w:szCs w:val="24"/>
                     </w:rPr>
-                    <w:t xml:space="preserve"> 無解；</w:t>
-                  </w:r>
-                  <m:oMath>
-                    <m:r>
-                      <m:t xml:space="preserve">Δ=</m:t>
-                    </m:r>
-                    <m:r>
-                      <m:t xml:space="preserve">0</m:t>
-                    </m:r>
-                  </m:oMath>
-                  <w:r>
-                    <w:rPr>
-                      <w:rFonts w:ascii="Calibri" w:hAnsi="Calibri" w:eastAsia="微軟正黑體"/>
-                      <w:b/>
-                      <w:bCs/>
-                      <w:sz w:val="24"/>
-                      <w:szCs w:val="24"/>
-                    </w:rPr>
-                    <w:t xml:space="preserve"> 重根；</w:t>
-                  </w:r>
-                  <m:oMath>
-                    <m:r>
-                      <m:t xml:space="preserve">Δ&gt;</m:t>
-                    </m:r>
-                    <m:r>
-                      <m:t xml:space="preserve">0</m:t>
-                    </m:r>
-                  </m:oMath>
-                  <w:r>
-                    <w:rPr>
-                      <w:rFonts w:ascii="Calibri" w:hAnsi="Calibri" w:eastAsia="微軟正黑體"/>
-                      <w:b/>
-                      <w:bCs/>
-                      <w:sz w:val="24"/>
-                      <w:szCs w:val="24"/>
-                    </w:rPr>
-                    <w:t xml:space="preserve"> 兩根</w:t>
+                    <w:t xml:space="preserve">，套用①分兩支降次</w:t>
                   </w:r>
                 </w:p>
               </w:tc>
@@ -1471,7 +1543,7 @@
                       <w:sz w:val="21"/>
                       <w:szCs w:val="21"/>
                     </w:rPr>
-                    <w:t xml:space="preserve">※ 先做這一步，可避免白算</w:t>
+                    <w:t xml:space="preserve">※ 開平方後兩支中間要寫「或」，再各自移項</w:t>
                   </w:r>
                 </w:p>
               </w:tc>
@@ -1504,57 +1576,7 @@
                       <w:sz w:val="24"/>
                       <w:szCs w:val="24"/>
                     </w:rPr>
-                    <w:t xml:space="preserve">4. 代入 </w:t>
-                  </w:r>
-                  <m:oMath>
-                    <m:r>
-                      <m:t xml:space="preserve">x</m:t>
-                    </m:r>
-                    <m:r>
-                      <m:t xml:space="preserve">=</m:t>
-                    </m:r>
-                    <m:f>
-                      <m:num>
-                        <m:r>
-                          <m:t xml:space="preserve">−</m:t>
-                        </m:r>
-                        <m:r>
-                          <m:t xml:space="preserve">b</m:t>
-                        </m:r>
-                        <m:r>
-                          <m:t xml:space="preserve">±</m:t>
-                        </m:r>
-                        <m:rad>
-                          <m:radPr>
-                            <m:degHide m:val="1"/>
-                          </m:radPr>
-                          <m:deg/>
-                          <m:e>
-                            <m:r>
-                              <m:t xml:space="preserve">Δ</m:t>
-                            </m:r>
-                          </m:e>
-                        </m:rad>
-                      </m:num>
-                      <m:den>
-                        <m:r>
-                          <m:t xml:space="preserve">2</m:t>
-                        </m:r>
-                        <m:r>
-                          <m:t xml:space="preserve">a</m:t>
-                        </m:r>
-                      </m:den>
-                    </m:f>
-                  </m:oMath>
-                  <w:r>
-                    <w:rPr>
-                      <w:rFonts w:ascii="Calibri" w:hAnsi="Calibri" w:eastAsia="微軟正黑體"/>
-                      <w:b/>
-                      <w:bCs/>
-                      <w:sz w:val="24"/>
-                      <w:szCs w:val="24"/>
-                    </w:rPr>
-                    <w:t xml:space="preserve"> 算出結果</w:t>
+                    <w:t xml:space="preserve">5. 最後一行用「∴」寫答句</w:t>
                   </w:r>
                 </w:p>
               </w:tc>
@@ -1580,47 +1602,7 @@
                       <w:sz w:val="21"/>
                       <w:szCs w:val="21"/>
                     </w:rPr>
-                    <w:t xml:space="preserve">※ 分母 </w:t>
-                  </w:r>
-                  <m:oMath>
-                    <m:r>
-                      <m:t xml:space="preserve">2</m:t>
-                    </m:r>
-                    <m:r>
-                      <m:t xml:space="preserve">a</m:t>
-                    </m:r>
-                  </m:oMath>
-                  <w:r>
-                    <w:rPr>
-                      <w:rFonts w:ascii="Calibri" w:hAnsi="Calibri" w:eastAsia="微軟正黑體"/>
-                      <w:sz w:val="21"/>
-                      <w:szCs w:val="21"/>
-                    </w:rPr>
-                    <w:t xml:space="preserve"> 要連 </w:t>
-                  </w:r>
-                  <m:oMath>
-                    <m:r>
-                      <m:t xml:space="preserve">±</m:t>
-                    </m:r>
-                    <m:rad>
-                      <m:radPr>
-                        <m:degHide m:val="1"/>
-                      </m:radPr>
-                      <m:deg/>
-                      <m:e>
-                        <m:r>
-                          <m:t xml:space="preserve">Δ</m:t>
-                        </m:r>
-                      </m:e>
-                    </m:rad>
-                  </m:oMath>
-                  <w:r>
-                    <w:rPr>
-                      <w:rFonts w:ascii="Calibri" w:hAnsi="Calibri" w:eastAsia="微軟正黑體"/>
-                      <w:sz w:val="21"/>
-                      <w:szCs w:val="21"/>
-                    </w:rPr>
-                    <w:t xml:space="preserve"> 一起除</w:t>
+                    <w:t xml:space="preserve">※ 根是根號式也照寫，不用化成小數</w:t>
                   </w:r>
                 </w:p>
               </w:tc>
@@ -1697,7 +1679,7 @@
                       <w:sz w:val="28"/>
                       <w:szCs w:val="28"/>
                     </w:rPr>
-                    <w:t xml:space="preserve">手順卡④　因式分解法</w:t>
+                    <w:t xml:space="preserve">手順卡③　公式法</w:t>
                   </w:r>
                 </w:p>
               </w:tc>
@@ -1729,6 +1711,609 @@
                       <w:sz w:val="21"/>
                       <w:szCs w:val="21"/>
                     </w:rPr>
+                    <w:t xml:space="preserve">什麼時候用：係數複雜、不易因式分解時，一定解得出</w:t>
+                  </w:r>
+                </w:p>
+              </w:tc>
+            </w:tr>
+            <w:tr>
+              <w:trPr>
+                <w:cantSplit/>
+              </w:trPr>
+              <w:tc>
+                <w:tcPr>
+                  <w:tcW w:w="6349" w:type="dxa"/>
+                  <w:tcMar>
+                    <w:top w:w="70" w:type="dxa"/>
+                    <w:left w:w="110" w:type="dxa"/>
+                    <w:bottom w:w="70" w:type="dxa"/>
+                    <w:right w:w="110" w:type="dxa"/>
+                  </w:tcMar>
+                  <w:vAlign w:val="top"/>
+                </w:tcPr>
+                <w:p>
+                  <w:pPr>
+                    <w:spacing w:line="360" w:lineRule="auto" w:after="80"/>
+                    <w:jc w:val="left"/>
+                  </w:pPr>
+                  <w:r>
+                    <w:rPr>
+                      <w:rFonts w:ascii="Calibri" w:hAnsi="Calibri" w:eastAsia="微軟正黑體"/>
+                      <w:b/>
+                      <w:bCs/>
+                      <w:sz w:val="24"/>
+                      <w:szCs w:val="24"/>
+                    </w:rPr>
+                    <w:t xml:space="preserve">1. 化成一般式 </w:t>
+                  </w:r>
+                  <m:oMath>
+                    <m:r>
+                      <m:t xml:space="preserve">a</m:t>
+                    </m:r>
+                    <m:sSup>
+                      <m:e>
+                        <m:r>
+                          <m:t xml:space="preserve">x</m:t>
+                        </m:r>
+                      </m:e>
+                      <m:sup>
+                        <m:r>
+                          <m:t xml:space="preserve">2</m:t>
+                        </m:r>
+                      </m:sup>
+                    </m:sSup>
+                    <m:r>
+                      <m:t xml:space="preserve">+</m:t>
+                    </m:r>
+                    <m:r>
+                      <m:t xml:space="preserve">b</m:t>
+                    </m:r>
+                    <m:r>
+                      <m:t xml:space="preserve">x</m:t>
+                    </m:r>
+                    <m:r>
+                      <m:t xml:space="preserve">+</m:t>
+                    </m:r>
+                    <m:r>
+                      <m:t xml:space="preserve">c</m:t>
+                    </m:r>
+                    <m:r>
+                      <m:t xml:space="preserve">=</m:t>
+                    </m:r>
+                    <m:r>
+                      <m:t xml:space="preserve">0</m:t>
+                    </m:r>
+                  </m:oMath>
+                  <w:r>
+                    <w:rPr>
+                      <w:rFonts w:ascii="Calibri" w:hAnsi="Calibri" w:eastAsia="微軟正黑體"/>
+                      <w:b/>
+                      <w:bCs/>
+                      <w:sz w:val="24"/>
+                      <w:szCs w:val="24"/>
+                    </w:rPr>
+                    <w:t xml:space="preserve">，寫出 a、b、c</w:t>
+                  </w:r>
+                </w:p>
+              </w:tc>
+              <w:tc>
+                <w:tcPr>
+                  <w:tcW w:w="4989" w:type="dxa"/>
+                  <w:tcMar>
+                    <w:top w:w="70" w:type="dxa"/>
+                    <w:left w:w="110" w:type="dxa"/>
+                    <w:bottom w:w="70" w:type="dxa"/>
+                    <w:right w:w="110" w:type="dxa"/>
+                  </w:tcMar>
+                  <w:vAlign w:val="top"/>
+                </w:tcPr>
+                <w:p>
+                  <w:pPr>
+                    <w:spacing w:line="360" w:lineRule="auto" w:after="80"/>
+                    <w:jc w:val="left"/>
+                  </w:pPr>
+                  <w:r>
+                    <w:rPr>
+                      <w:rFonts w:ascii="Calibri" w:hAnsi="Calibri" w:eastAsia="微軟正黑體"/>
+                      <w:sz w:val="21"/>
+                      <w:szCs w:val="21"/>
+                    </w:rPr>
+                    <w:t xml:space="preserve">※ 有括號/分母先展開/去分母</w:t>
+                  </w:r>
+                </w:p>
+              </w:tc>
+            </w:tr>
+            <w:tr>
+              <w:trPr>
+                <w:cantSplit/>
+              </w:trPr>
+              <w:tc>
+                <w:tcPr>
+                  <w:tcW w:w="6349" w:type="dxa"/>
+                  <w:tcMar>
+                    <w:top w:w="70" w:type="dxa"/>
+                    <w:left w:w="110" w:type="dxa"/>
+                    <w:bottom w:w="70" w:type="dxa"/>
+                    <w:right w:w="110" w:type="dxa"/>
+                  </w:tcMar>
+                  <w:vAlign w:val="top"/>
+                </w:tcPr>
+                <w:p>
+                  <w:pPr>
+                    <w:spacing w:line="360" w:lineRule="auto" w:after="80"/>
+                    <w:jc w:val="left"/>
+                  </w:pPr>
+                  <w:r>
+                    <w:rPr>
+                      <w:rFonts w:ascii="Calibri" w:hAnsi="Calibri" w:eastAsia="微軟正黑體"/>
+                      <w:b/>
+                      <w:bCs/>
+                      <w:sz w:val="24"/>
+                      <w:szCs w:val="24"/>
+                    </w:rPr>
+                    <w:t xml:space="preserve">2. 算判別式 </w:t>
+                  </w:r>
+                  <m:oMath>
+                    <m:r>
+                      <m:t xml:space="preserve">Δ=</m:t>
+                    </m:r>
+                    <m:sSup>
+                      <m:e>
+                        <m:r>
+                          <m:t xml:space="preserve">b</m:t>
+                        </m:r>
+                      </m:e>
+                      <m:sup>
+                        <m:r>
+                          <m:t xml:space="preserve">2</m:t>
+                        </m:r>
+                      </m:sup>
+                    </m:sSup>
+                    <m:r>
+                      <m:t xml:space="preserve">−</m:t>
+                    </m:r>
+                    <m:r>
+                      <m:t xml:space="preserve">4</m:t>
+                    </m:r>
+                    <m:r>
+                      <m:t xml:space="preserve">a</m:t>
+                    </m:r>
+                    <m:r>
+                      <m:t xml:space="preserve">c</m:t>
+                    </m:r>
+                  </m:oMath>
+                </w:p>
+              </w:tc>
+              <w:tc>
+                <w:tcPr>
+                  <w:tcW w:w="4989" w:type="dxa"/>
+                  <w:tcMar>
+                    <w:top w:w="70" w:type="dxa"/>
+                    <w:left w:w="110" w:type="dxa"/>
+                    <w:bottom w:w="70" w:type="dxa"/>
+                    <w:right w:w="110" w:type="dxa"/>
+                  </w:tcMar>
+                  <w:vAlign w:val="top"/>
+                </w:tcPr>
+                <w:p>
+                  <w:pPr>
+                    <w:spacing w:line="360" w:lineRule="auto" w:after="80"/>
+                    <w:jc w:val="left"/>
+                  </w:pPr>
+                  <w:r>
+                    <w:rPr>
+                      <w:rFonts w:ascii="Calibri" w:hAnsi="Calibri" w:eastAsia="微軟正黑體"/>
+                      <w:sz w:val="21"/>
+                      <w:szCs w:val="21"/>
+                    </w:rPr>
+                    <w:t xml:space="preserve">※ </w:t>
+                  </w:r>
+                  <m:oMath>
+                    <m:sSup>
+                      <m:e>
+                        <m:r>
+                          <m:t xml:space="preserve">(</m:t>
+                        </m:r>
+                        <m:r>
+                          <m:t xml:space="preserve">−</m:t>
+                        </m:r>
+                        <m:r>
+                          <m:t xml:space="preserve">3</m:t>
+                        </m:r>
+                        <m:r>
+                          <m:t xml:space="preserve">)</m:t>
+                        </m:r>
+                      </m:e>
+                      <m:sup>
+                        <m:r>
+                          <m:t xml:space="preserve">2</m:t>
+                        </m:r>
+                      </m:sup>
+                    </m:sSup>
+                    <m:r>
+                      <m:t xml:space="preserve">=</m:t>
+                    </m:r>
+                    <m:r>
+                      <m:t xml:space="preserve">9</m:t>
+                    </m:r>
+                  </m:oMath>
+                  <w:r>
+                    <w:rPr>
+                      <w:rFonts w:ascii="Calibri" w:hAnsi="Calibri" w:eastAsia="微軟正黑體"/>
+                      <w:sz w:val="21"/>
+                      <w:szCs w:val="21"/>
+                    </w:rPr>
+                    <w:t xml:space="preserve"> 不是 −9，先平方再代負號</w:t>
+                  </w:r>
+                </w:p>
+              </w:tc>
+            </w:tr>
+            <w:tr>
+              <w:trPr>
+                <w:cantSplit/>
+              </w:trPr>
+              <w:tc>
+                <w:tcPr>
+                  <w:tcW w:w="6349" w:type="dxa"/>
+                  <w:tcMar>
+                    <w:top w:w="70" w:type="dxa"/>
+                    <w:left w:w="110" w:type="dxa"/>
+                    <w:bottom w:w="70" w:type="dxa"/>
+                    <w:right w:w="110" w:type="dxa"/>
+                  </w:tcMar>
+                  <w:vAlign w:val="top"/>
+                </w:tcPr>
+                <w:p>
+                  <w:pPr>
+                    <w:spacing w:line="360" w:lineRule="auto" w:after="80"/>
+                    <w:jc w:val="left"/>
+                  </w:pPr>
+                  <w:r>
+                    <w:rPr>
+                      <w:rFonts w:ascii="Calibri" w:hAnsi="Calibri" w:eastAsia="微軟正黑體"/>
+                      <w:b/>
+                      <w:bCs/>
+                      <w:sz w:val="24"/>
+                      <w:szCs w:val="24"/>
+                    </w:rPr>
+                    <w:t xml:space="preserve">3. 判斷 </w:t>
+                  </w:r>
+                  <m:oMath>
+                    <m:r>
+                      <m:t xml:space="preserve">Δ</m:t>
+                    </m:r>
+                  </m:oMath>
+                  <w:r>
+                    <w:rPr>
+                      <w:rFonts w:ascii="Calibri" w:hAnsi="Calibri" w:eastAsia="微軟正黑體"/>
+                      <w:b/>
+                      <w:bCs/>
+                      <w:sz w:val="24"/>
+                      <w:szCs w:val="24"/>
+                    </w:rPr>
+                    <w:t xml:space="preserve"> 正負：</w:t>
+                  </w:r>
+                  <m:oMath>
+                    <m:r>
+                      <m:t xml:space="preserve">Δ&lt;</m:t>
+                    </m:r>
+                    <m:r>
+                      <m:t xml:space="preserve">0</m:t>
+                    </m:r>
+                  </m:oMath>
+                  <w:r>
+                    <w:rPr>
+                      <w:rFonts w:ascii="Calibri" w:hAnsi="Calibri" w:eastAsia="微軟正黑體"/>
+                      <w:b/>
+                      <w:bCs/>
+                      <w:sz w:val="24"/>
+                      <w:szCs w:val="24"/>
+                    </w:rPr>
+                    <w:t xml:space="preserve"> 無解；</w:t>
+                  </w:r>
+                  <m:oMath>
+                    <m:r>
+                      <m:t xml:space="preserve">Δ=</m:t>
+                    </m:r>
+                    <m:r>
+                      <m:t xml:space="preserve">0</m:t>
+                    </m:r>
+                  </m:oMath>
+                  <w:r>
+                    <w:rPr>
+                      <w:rFonts w:ascii="Calibri" w:hAnsi="Calibri" w:eastAsia="微軟正黑體"/>
+                      <w:b/>
+                      <w:bCs/>
+                      <w:sz w:val="24"/>
+                      <w:szCs w:val="24"/>
+                    </w:rPr>
+                    <w:t xml:space="preserve"> 重根；</w:t>
+                  </w:r>
+                  <m:oMath>
+                    <m:r>
+                      <m:t xml:space="preserve">Δ&gt;</m:t>
+                    </m:r>
+                    <m:r>
+                      <m:t xml:space="preserve">0</m:t>
+                    </m:r>
+                  </m:oMath>
+                  <w:r>
+                    <w:rPr>
+                      <w:rFonts w:ascii="Calibri" w:hAnsi="Calibri" w:eastAsia="微軟正黑體"/>
+                      <w:b/>
+                      <w:bCs/>
+                      <w:sz w:val="24"/>
+                      <w:szCs w:val="24"/>
+                    </w:rPr>
+                    <w:t xml:space="preserve"> 兩根</w:t>
+                  </w:r>
+                </w:p>
+              </w:tc>
+              <w:tc>
+                <w:tcPr>
+                  <w:tcW w:w="4989" w:type="dxa"/>
+                  <w:tcMar>
+                    <w:top w:w="70" w:type="dxa"/>
+                    <w:left w:w="110" w:type="dxa"/>
+                    <w:bottom w:w="70" w:type="dxa"/>
+                    <w:right w:w="110" w:type="dxa"/>
+                  </w:tcMar>
+                  <w:vAlign w:val="top"/>
+                </w:tcPr>
+                <w:p>
+                  <w:pPr>
+                    <w:spacing w:line="360" w:lineRule="auto" w:after="80"/>
+                    <w:jc w:val="left"/>
+                  </w:pPr>
+                  <w:r>
+                    <w:rPr>
+                      <w:rFonts w:ascii="Calibri" w:hAnsi="Calibri" w:eastAsia="微軟正黑體"/>
+                      <w:sz w:val="21"/>
+                      <w:szCs w:val="21"/>
+                    </w:rPr>
+                    <w:t xml:space="preserve">※ 先做這一步，可避免白算</w:t>
+                  </w:r>
+                </w:p>
+              </w:tc>
+            </w:tr>
+            <w:tr>
+              <w:trPr>
+                <w:cantSplit/>
+              </w:trPr>
+              <w:tc>
+                <w:tcPr>
+                  <w:tcW w:w="6349" w:type="dxa"/>
+                  <w:tcMar>
+                    <w:top w:w="70" w:type="dxa"/>
+                    <w:left w:w="110" w:type="dxa"/>
+                    <w:bottom w:w="70" w:type="dxa"/>
+                    <w:right w:w="110" w:type="dxa"/>
+                  </w:tcMar>
+                  <w:vAlign w:val="top"/>
+                </w:tcPr>
+                <w:p>
+                  <w:pPr>
+                    <w:spacing w:line="360" w:lineRule="auto" w:after="80"/>
+                    <w:jc w:val="left"/>
+                  </w:pPr>
+                  <w:r>
+                    <w:rPr>
+                      <w:rFonts w:ascii="Calibri" w:hAnsi="Calibri" w:eastAsia="微軟正黑體"/>
+                      <w:b/>
+                      <w:bCs/>
+                      <w:sz w:val="24"/>
+                      <w:szCs w:val="24"/>
+                    </w:rPr>
+                    <w:t xml:space="preserve">4. 照抄公式，再把 ± 拆成兩支，中間寫「或」</w:t>
+                  </w:r>
+                </w:p>
+              </w:tc>
+              <w:tc>
+                <w:tcPr>
+                  <w:tcW w:w="4989" w:type="dxa"/>
+                  <w:tcMar>
+                    <w:top w:w="70" w:type="dxa"/>
+                    <w:left w:w="110" w:type="dxa"/>
+                    <w:bottom w:w="70" w:type="dxa"/>
+                    <w:right w:w="110" w:type="dxa"/>
+                  </w:tcMar>
+                  <w:vAlign w:val="top"/>
+                </w:tcPr>
+                <w:p>
+                  <w:pPr>
+                    <w:spacing w:line="360" w:lineRule="auto" w:after="80"/>
+                    <w:jc w:val="left"/>
+                  </w:pPr>
+                  <w:r>
+                    <w:rPr>
+                      <w:rFonts w:ascii="Calibri" w:hAnsi="Calibri" w:eastAsia="微軟正黑體"/>
+                      <w:sz w:val="21"/>
+                      <w:szCs w:val="21"/>
+                    </w:rPr>
+                    <w:t xml:space="preserve">※ 分母 </w:t>
+                  </w:r>
+                  <m:oMath>
+                    <m:r>
+                      <m:t xml:space="preserve">2</m:t>
+                    </m:r>
+                    <m:r>
+                      <m:t xml:space="preserve">a</m:t>
+                    </m:r>
+                  </m:oMath>
+                  <w:r>
+                    <w:rPr>
+                      <w:rFonts w:ascii="Calibri" w:hAnsi="Calibri" w:eastAsia="微軟正黑體"/>
+                      <w:sz w:val="21"/>
+                      <w:szCs w:val="21"/>
+                    </w:rPr>
+                    <w:t xml:space="preserve"> 要連整個分子一起除</w:t>
+                  </w:r>
+                </w:p>
+              </w:tc>
+            </w:tr>
+            <w:tr>
+              <w:trPr>
+                <w:cantSplit/>
+              </w:trPr>
+              <w:tc>
+                <w:tcPr>
+                  <w:tcW w:w="6349" w:type="dxa"/>
+                  <w:tcMar>
+                    <w:top w:w="70" w:type="dxa"/>
+                    <w:left w:w="110" w:type="dxa"/>
+                    <w:bottom w:w="70" w:type="dxa"/>
+                    <w:right w:w="110" w:type="dxa"/>
+                  </w:tcMar>
+                  <w:vAlign w:val="top"/>
+                </w:tcPr>
+                <w:p>
+                  <w:pPr>
+                    <w:spacing w:line="360" w:lineRule="auto" w:after="80"/>
+                    <w:jc w:val="left"/>
+                  </w:pPr>
+                  <w:r>
+                    <w:rPr>
+                      <w:rFonts w:ascii="Calibri" w:hAnsi="Calibri" w:eastAsia="微軟正黑體"/>
+                      <w:b/>
+                      <w:bCs/>
+                      <w:sz w:val="24"/>
+                      <w:szCs w:val="24"/>
+                    </w:rPr>
+                    <w:t xml:space="preserve">5. 兩支各自算出並約簡，最後用「∴」寫答句</w:t>
+                  </w:r>
+                </w:p>
+              </w:tc>
+              <w:tc>
+                <w:tcPr>
+                  <w:tcW w:w="4989" w:type="dxa"/>
+                  <w:tcMar>
+                    <w:top w:w="70" w:type="dxa"/>
+                    <w:left w:w="110" w:type="dxa"/>
+                    <w:bottom w:w="70" w:type="dxa"/>
+                    <w:right w:w="110" w:type="dxa"/>
+                  </w:tcMar>
+                  <w:vAlign w:val="top"/>
+                </w:tcPr>
+                <w:p>
+                  <w:pPr>
+                    <w:spacing w:line="360" w:lineRule="auto" w:after="80"/>
+                    <w:jc w:val="left"/>
+                  </w:pPr>
+                  <w:r>
+                    <w:rPr>
+                      <w:rFonts w:ascii="Calibri" w:hAnsi="Calibri" w:eastAsia="微軟正黑體"/>
+                      <w:sz w:val="21"/>
+                      <w:szCs w:val="21"/>
+                    </w:rPr>
+                    <w:t xml:space="preserve">※ 公式紙上的 ± 只是寫法，動手算就要分兩支</w:t>
+                  </w:r>
+                </w:p>
+              </w:tc>
+            </w:tr>
+          </w:tbl>
+          <w:p>
+            <w:pPr>
+              <w:spacing w:line="360" w:lineRule="auto"/>
+            </w:pPr>
+          </w:p>
+        </w:tc>
+      </w:tr>
+      <w:tr>
+        <w:trPr>
+          <w:cantSplit/>
+          <w:trHeight w:val="3600" w:hRule="atLeast"/>
+        </w:trPr>
+        <w:tc>
+          <w:tcPr>
+            <w:tcW w:w="11338" w:type="dxa"/>
+            <w:tcMar>
+              <w:top w:w="70" w:type="dxa"/>
+              <w:left w:w="110" w:type="dxa"/>
+              <w:bottom w:w="70" w:type="dxa"/>
+              <w:right w:w="110" w:type="dxa"/>
+            </w:tcMar>
+            <w:vAlign w:val="top"/>
+          </w:tcPr>
+          <w:tbl>
+            <w:tblPr>
+              <w:tblW w:w="11338" w:type="dxa"/>
+              <w:tblBorders>
+                <w:top w:val="single" w:sz="4" w:space="0" w:color="000000"/>
+                <w:left w:val="single" w:sz="4" w:space="0" w:color="000000"/>
+                <w:bottom w:val="single" w:sz="4" w:space="0" w:color="000000"/>
+                <w:right w:val="single" w:sz="4" w:space="0" w:color="000000"/>
+                <w:insideH w:val="single" w:sz="4" w:space="0" w:color="000000"/>
+                <w:insideV w:val="single" w:sz="4" w:space="0" w:color="000000"/>
+              </w:tblBorders>
+              <w:tblLayout w:type="fixed"/>
+            </w:tblPr>
+            <w:tblGrid>
+              <w:gridCol w:w="6349"/>
+              <w:gridCol w:w="4989"/>
+            </w:tblGrid>
+            <w:tr>
+              <w:trPr>
+                <w:cantSplit/>
+                <w:tblHeader/>
+              </w:trPr>
+              <w:tc>
+                <w:tcPr>
+                  <w:tcW w:w="11338" w:type="dxa"/>
+                  <w:gridSpan w:val="2"/>
+                  <w:shd w:val="clear" w:color="auto" w:fill="F0F0F0"/>
+                  <w:tcMar>
+                    <w:top w:w="70" w:type="dxa"/>
+                    <w:left w:w="110" w:type="dxa"/>
+                    <w:bottom w:w="70" w:type="dxa"/>
+                    <w:right w:w="110" w:type="dxa"/>
+                  </w:tcMar>
+                  <w:vAlign w:val="top"/>
+                </w:tcPr>
+                <w:p>
+                  <w:pPr>
+                    <w:spacing w:line="360" w:lineRule="auto" w:after="80"/>
+                    <w:jc w:val="left"/>
+                  </w:pPr>
+                  <w:r>
+                    <w:rPr>
+                      <w:rFonts w:ascii="Calibri" w:hAnsi="Calibri" w:eastAsia="微軟正黑體"/>
+                      <w:b/>
+                      <w:bCs/>
+                      <w:sz w:val="28"/>
+                      <w:szCs w:val="28"/>
+                    </w:rPr>
+                    <w:t xml:space="preserve">手順卡④　因式分解法</w:t>
+                  </w:r>
+                </w:p>
+              </w:tc>
+            </w:tr>
+            <w:tr>
+              <w:trPr>
+                <w:cantSplit/>
+              </w:trPr>
+              <w:tc>
+                <w:tcPr>
+                  <w:tcW w:w="11338" w:type="dxa"/>
+                  <w:gridSpan w:val="2"/>
+                  <w:tcMar>
+                    <w:top w:w="70" w:type="dxa"/>
+                    <w:left w:w="110" w:type="dxa"/>
+                    <w:bottom w:w="70" w:type="dxa"/>
+                    <w:right w:w="110" w:type="dxa"/>
+                  </w:tcMar>
+                  <w:vAlign w:val="top"/>
+                </w:tcPr>
+                <w:p>
+                  <w:pPr>
+                    <w:spacing w:line="360" w:lineRule="auto" w:after="80"/>
+                    <w:jc w:val="left"/>
+                  </w:pPr>
+                  <w:r>
+                    <w:rPr>
+                      <w:rFonts w:ascii="Calibri" w:hAnsi="Calibri" w:eastAsia="微軟正黑體"/>
+                      <w:sz w:val="21"/>
+                      <w:szCs w:val="21"/>
+                    </w:rPr>
                     <w:t xml:space="preserve">什麼時候用：一眼看出能因式分解時最快</w:t>
                   </w:r>
                 </w:p>
@@ -1880,7 +2465,7 @@
                       <w:sz w:val="24"/>
                       <w:szCs w:val="24"/>
                     </w:rPr>
-                    <w:t xml:space="preserve">3. 令每個因式分別等於 0</w:t>
+                    <w:t xml:space="preserve">3. 令每個因式分別等於 0，中間寫「或」</w:t>
                   </w:r>
                 </w:p>
               </w:tc>
@@ -1939,7 +2524,55 @@
                       <w:sz w:val="24"/>
                       <w:szCs w:val="24"/>
                     </w:rPr>
-                    <w:t xml:space="preserve">4. 解出兩個 x 值，代回驗根</w:t>
+                    <w:t xml:space="preserve">4. 兩支各自解出 </w:t>
+                  </w:r>
+                  <m:oMath>
+                    <m:sSub>
+                      <m:e>
+                        <m:r>
+                          <m:t xml:space="preserve">x</m:t>
+                        </m:r>
+                      </m:e>
+                      <m:sub>
+                        <m:r>
+                          <m:t xml:space="preserve">1</m:t>
+                        </m:r>
+                      </m:sub>
+                    </m:sSub>
+                  </m:oMath>
+                  <w:r>
+                    <w:rPr>
+                      <w:rFonts w:ascii="Calibri" w:hAnsi="Calibri" w:eastAsia="微軟正黑體"/>
+                      <w:b/>
+                      <w:bCs/>
+                      <w:sz w:val="24"/>
+                      <w:szCs w:val="24"/>
+                    </w:rPr>
+                    <w:t xml:space="preserve">、</w:t>
+                  </w:r>
+                  <m:oMath>
+                    <m:sSub>
+                      <m:e>
+                        <m:r>
+                          <m:t xml:space="preserve">x</m:t>
+                        </m:r>
+                      </m:e>
+                      <m:sub>
+                        <m:r>
+                          <m:t xml:space="preserve">2</m:t>
+                        </m:r>
+                      </m:sub>
+                    </m:sSub>
+                  </m:oMath>
+                  <w:r>
+                    <w:rPr>
+                      <w:rFonts w:ascii="Calibri" w:hAnsi="Calibri" w:eastAsia="微軟正黑體"/>
+                      <w:b/>
+                      <w:bCs/>
+                      <w:sz w:val="24"/>
+                      <w:szCs w:val="24"/>
+                    </w:rPr>
+                    <w:t xml:space="preserve">，代回驗根</w:t>
                   </w:r>
                 </w:p>
               </w:tc>
@@ -1965,7 +2598,66 @@
                       <w:sz w:val="21"/>
                       <w:szCs w:val="21"/>
                     </w:rPr>
-                    <w:t xml:space="preserve">※ 兩邊都有 x 時不可直接除以 x，會漏 x=0</w:t>
+                    <w:t xml:space="preserve">※ 兩邊都有 x 時不可直接除以 x，會漏 x＝0</w:t>
+                  </w:r>
+                </w:p>
+              </w:tc>
+            </w:tr>
+            <w:tr>
+              <w:trPr>
+                <w:cantSplit/>
+              </w:trPr>
+              <w:tc>
+                <w:tcPr>
+                  <w:tcW w:w="6349" w:type="dxa"/>
+                  <w:tcMar>
+                    <w:top w:w="70" w:type="dxa"/>
+                    <w:left w:w="110" w:type="dxa"/>
+                    <w:bottom w:w="70" w:type="dxa"/>
+                    <w:right w:w="110" w:type="dxa"/>
+                  </w:tcMar>
+                  <w:vAlign w:val="top"/>
+                </w:tcPr>
+                <w:p>
+                  <w:pPr>
+                    <w:spacing w:line="360" w:lineRule="auto" w:after="80"/>
+                    <w:jc w:val="left"/>
+                  </w:pPr>
+                  <w:r>
+                    <w:rPr>
+                      <w:rFonts w:ascii="Calibri" w:hAnsi="Calibri" w:eastAsia="微軟正黑體"/>
+                      <w:b/>
+                      <w:bCs/>
+                      <w:sz w:val="24"/>
+                      <w:szCs w:val="24"/>
+                    </w:rPr>
+                    <w:t xml:space="preserve">5. 最後一行用「∴」寫答句</w:t>
+                  </w:r>
+                </w:p>
+              </w:tc>
+              <w:tc>
+                <w:tcPr>
+                  <w:tcW w:w="4989" w:type="dxa"/>
+                  <w:tcMar>
+                    <w:top w:w="70" w:type="dxa"/>
+                    <w:left w:w="110" w:type="dxa"/>
+                    <w:bottom w:w="70" w:type="dxa"/>
+                    <w:right w:w="110" w:type="dxa"/>
+                  </w:tcMar>
+                  <w:vAlign w:val="top"/>
+                </w:tcPr>
+                <w:p>
+                  <w:pPr>
+                    <w:spacing w:line="360" w:lineRule="auto" w:after="80"/>
+                    <w:jc w:val="left"/>
+                  </w:pPr>
+                  <w:r>
+                    <w:rPr>
+                      <w:rFonts w:ascii="Calibri" w:hAnsi="Calibri" w:eastAsia="微軟正黑體"/>
+                      <w:sz w:val="21"/>
+                      <w:szCs w:val="21"/>
+                    </w:rPr>
+                    <w:t xml:space="preserve">※ 兩個根都要寫進答句</w:t>
                   </w:r>
                 </w:p>
               </w:tc>
